--- a/Richard_Priest_CV.docx
+++ b/Richard_Priest_CV.docx
@@ -26,130 +26,20 @@
           <w:sz w:val="22"/>
           <w:szCs w:val="22"/>
         </w:rPr>
-        <w:t xml:space="preserve">IT </w:t>
-      </w:r>
-      <w:proofErr w:type="gramStart"/>
-      <w:r>
-        <w:rPr>
-          <w:b/>
-          <w:bCs/>
-          <w:color w:val="0B6E8F"/>
-          <w:sz w:val="22"/>
-          <w:szCs w:val="22"/>
-        </w:rPr>
-        <w:t>Director  |</w:t>
-      </w:r>
-      <w:proofErr w:type="gramEnd"/>
-      <w:r>
-        <w:rPr>
-          <w:b/>
-          <w:bCs/>
-          <w:color w:val="0B6E8F"/>
-          <w:sz w:val="22"/>
-          <w:szCs w:val="22"/>
-        </w:rPr>
-        <w:t xml:space="preserve">  Digital </w:t>
-      </w:r>
-      <w:proofErr w:type="gramStart"/>
-      <w:r>
-        <w:rPr>
-          <w:b/>
-          <w:bCs/>
-          <w:color w:val="0B6E8F"/>
-          <w:sz w:val="22"/>
-          <w:szCs w:val="22"/>
-        </w:rPr>
-        <w:t>Transformation  |</w:t>
-      </w:r>
-      <w:proofErr w:type="gramEnd"/>
-      <w:r>
-        <w:rPr>
-          <w:b/>
-          <w:bCs/>
-          <w:color w:val="0B6E8F"/>
-          <w:sz w:val="22"/>
-          <w:szCs w:val="22"/>
-        </w:rPr>
-        <w:t xml:space="preserve">  Cloud &amp; </w:t>
-      </w:r>
-      <w:proofErr w:type="gramStart"/>
-      <w:r>
-        <w:rPr>
-          <w:b/>
-          <w:bCs/>
-          <w:color w:val="0B6E8F"/>
-          <w:sz w:val="22"/>
-          <w:szCs w:val="22"/>
-        </w:rPr>
-        <w:t>Cybersecurity  |</w:t>
-      </w:r>
-      <w:proofErr w:type="gramEnd"/>
-      <w:r>
-        <w:rPr>
-          <w:b/>
-          <w:bCs/>
-          <w:color w:val="0B6E8F"/>
-          <w:sz w:val="22"/>
-          <w:szCs w:val="22"/>
-        </w:rPr>
-        <w:t xml:space="preserve">  Multi-Sector Executive Leadership</w:t>
+        <w:t>Global IT Director  |  Enterprise Applications &amp; ERP/CRM/CPQ/PLM  |  Cybersecurity &amp; Cloud  |  Manufacturing &amp; Multi-Sector Leadership</w:t>
       </w:r>
     </w:p>
     <w:p>
       <w:pPr>
         <w:spacing w:before="40"/>
       </w:pPr>
-      <w:proofErr w:type="gramStart"/>
       <w:r>
         <w:rPr>
           <w:color w:val="4A5568"/>
           <w:sz w:val="19"/>
           <w:szCs w:val="19"/>
         </w:rPr>
-        <w:t>RichardPriest19@gmail.com</w:t>
-      </w:r>
-      <w:r>
-        <w:rPr>
-          <w:color w:val="4A5568"/>
-          <w:sz w:val="19"/>
-          <w:szCs w:val="19"/>
-        </w:rPr>
-        <w:t xml:space="preserve">  |</w:t>
-      </w:r>
-      <w:proofErr w:type="gramEnd"/>
-      <w:r>
-        <w:rPr>
-          <w:color w:val="4A5568"/>
-          <w:sz w:val="19"/>
-          <w:szCs w:val="19"/>
-        </w:rPr>
-        <w:t xml:space="preserve">  0787 178 </w:t>
-      </w:r>
-      <w:proofErr w:type="gramStart"/>
-      <w:r>
-        <w:rPr>
-          <w:color w:val="4A5568"/>
-          <w:sz w:val="19"/>
-          <w:szCs w:val="19"/>
-        </w:rPr>
-        <w:t>1180  |</w:t>
-      </w:r>
-      <w:proofErr w:type="gramEnd"/>
-      <w:r>
-        <w:rPr>
-          <w:color w:val="4A5568"/>
-          <w:sz w:val="19"/>
-          <w:szCs w:val="19"/>
-        </w:rPr>
-        <w:t xml:space="preserve">  </w:t>
-      </w:r>
-      <w:r>
-        <w:rPr>
-          <w:color w:val="4A5568"/>
-          <w:sz w:val="19"/>
-          <w:szCs w:val="19"/>
-        </w:rPr>
-        <w:t>https://www.linkedin.com/in/richardpriest/</w:t>
+        <w:t>RichardPriest19@gmail.com  |  0787 178 1180  |  https://www.linkedin.com/in/richardpriest/</w:t>
       </w:r>
     </w:p>
     <w:p>
@@ -182,7 +72,21 @@
           <w:sz w:val="19"/>
           <w:szCs w:val="19"/>
         </w:rPr>
-        <w:t>I am a commercially focused IT Director with over 20 years of senior technology leadership across professional services, renewable energy, financial services, retail, defence, and cleantech sectors. I have a consistent record of defining and executing IT strategy, leading large-scale digital transformation programmes, and building high-performing technology teams in fast-growth, PE-backed, and regulated environments. I am experienced in M&amp;A IT integration, cybersecurity governance, cloud migration (Microsoft Azure / Microsoft 365), IT/OT convergence, and board-level stakeholder engagement. I bring the technical depth to challenge vendors and the commercial acumen to align every technology investment with organisational strategy.</w:t>
+        <w:t>I am a commercially focused Global IT Director with over 20 years of senior technology leadership across manufacturing, professional services, renewable energy, financial services, retail, defence, and cleantech sectors. I have a consistent record of defining and executing global IT strategy, overseeing enterprise applications (ERP, CRM, CPQ, PLM, FSM, and finance/reporting platforms), and building high-performing technology teams across multi-country organisations. I am experienced in M&amp;A IT integration, c</w:t>
+      </w:r>
+      <w:r>
+        <w:rPr>
+          <w:sz w:val="19"/>
+          <w:szCs w:val="19"/>
+        </w:rPr>
+        <w:t>ybersecurity governance, cloud migration (Microsoft Azure / Microsoft 365), IT/OT convergence, and board-level stakeholder engagement. I apply 80/20 principles to prioritise portfolio investments, simplify processes, and deliver cost efficiency — and I am increasingly focused on identifying practical AI and automation opportunities that generate measurable business value. I bring the technical depth to challenge vendors and the commercial acumen to align every technology investment with organisational strat</w:t>
+      </w:r>
+      <w:r>
+        <w:rPr>
+          <w:sz w:val="19"/>
+          <w:szCs w:val="19"/>
+        </w:rPr>
+        <w:t>egy.</w:t>
       </w:r>
     </w:p>
     <w:p>
@@ -229,12 +133,6 @@
         <w:gridCol w:w="3009"/>
       </w:tblGrid>
       <w:tr>
-        <w:tblPrEx>
-          <w:tblCellMar>
-            <w:top w:w="0" w:type="dxa"/>
-            <w:bottom w:w="0" w:type="dxa"/>
-          </w:tblCellMar>
-        </w:tblPrEx>
         <w:tc>
           <w:tcPr>
             <w:tcW w:w="3008" w:type="dxa"/>
@@ -261,7 +159,7 @@
                 <w:sz w:val="18"/>
                 <w:szCs w:val="18"/>
               </w:rPr>
-              <w:t>IT Strategy &amp; Governance</w:t>
+              <w:t>Global IT Strategy &amp; Roadmap</w:t>
             </w:r>
           </w:p>
         </w:tc>
@@ -327,12 +225,6 @@
         </w:tc>
       </w:tr>
       <w:tr>
-        <w:tblPrEx>
-          <w:tblCellMar>
-            <w:top w:w="0" w:type="dxa"/>
-            <w:bottom w:w="0" w:type="dxa"/>
-          </w:tblCellMar>
-        </w:tblPrEx>
         <w:tc>
           <w:tcPr>
             <w:tcW w:w="3008" w:type="dxa"/>
@@ -425,12 +317,6 @@
         </w:tc>
       </w:tr>
       <w:tr>
-        <w:tblPrEx>
-          <w:tblCellMar>
-            <w:top w:w="0" w:type="dxa"/>
-            <w:bottom w:w="0" w:type="dxa"/>
-          </w:tblCellMar>
-        </w:tblPrEx>
         <w:tc>
           <w:tcPr>
             <w:tcW w:w="3008" w:type="dxa"/>
@@ -457,29 +343,7 @@
                 <w:sz w:val="18"/>
                 <w:szCs w:val="18"/>
               </w:rPr>
-              <w:t xml:space="preserve">Budget &amp; </w:t>
-            </w:r>
-            <w:proofErr w:type="spellStart"/>
-            <w:r>
-              <w:rPr>
-                <w:b/>
-                <w:bCs/>
-                <w:color w:val="1B2A4A"/>
-                <w:sz w:val="18"/>
-                <w:szCs w:val="18"/>
-              </w:rPr>
-              <w:t>CapEx</w:t>
-            </w:r>
-            <w:proofErr w:type="spellEnd"/>
-            <w:r>
-              <w:rPr>
-                <w:b/>
-                <w:bCs/>
-                <w:color w:val="1B2A4A"/>
-                <w:sz w:val="18"/>
-                <w:szCs w:val="18"/>
-              </w:rPr>
-              <w:t xml:space="preserve"> Management</w:t>
+              <w:t>Budget &amp; CapEx Management</w:t>
             </w:r>
           </w:p>
         </w:tc>
@@ -545,12 +409,6 @@
         </w:tc>
       </w:tr>
       <w:tr>
-        <w:tblPrEx>
-          <w:tblCellMar>
-            <w:top w:w="0" w:type="dxa"/>
-            <w:bottom w:w="0" w:type="dxa"/>
-          </w:tblCellMar>
-        </w:tblPrEx>
         <w:tc>
           <w:tcPr>
             <w:tcW w:w="3008" w:type="dxa"/>
@@ -577,7 +435,7 @@
                 <w:sz w:val="18"/>
                 <w:szCs w:val="18"/>
               </w:rPr>
-              <w:t>GDPR / FCA / NIS Compliance</w:t>
+              <w:t>80/20 &amp; Process Simplification</w:t>
             </w:r>
           </w:p>
         </w:tc>
@@ -643,12 +501,6 @@
         </w:tc>
       </w:tr>
       <w:tr>
-        <w:tblPrEx>
-          <w:tblCellMar>
-            <w:top w:w="0" w:type="dxa"/>
-            <w:bottom w:w="0" w:type="dxa"/>
-          </w:tblCellMar>
-        </w:tblPrEx>
         <w:tc>
           <w:tcPr>
             <w:tcW w:w="3008" w:type="dxa"/>
@@ -675,7 +527,7 @@
                 <w:sz w:val="18"/>
                 <w:szCs w:val="18"/>
               </w:rPr>
-              <w:t>ITIL / Agile Delivery</w:t>
+              <w:t>AI Enablement &amp; Automation</w:t>
             </w:r>
           </w:p>
         </w:tc>
@@ -705,7 +557,7 @@
                 <w:sz w:val="18"/>
                 <w:szCs w:val="18"/>
               </w:rPr>
-              <w:t>ERP Implementation (SAP)</w:t>
+              <w:t>ERP / CRM / CPQ / PLM / FSM</w:t>
             </w:r>
           </w:p>
         </w:tc>
@@ -777,18 +629,7 @@
           <w:sz w:val="22"/>
           <w:szCs w:val="22"/>
         </w:rPr>
-        <w:t xml:space="preserve">Head of </w:t>
-      </w:r>
-      <w:proofErr w:type="gramStart"/>
-      <w:r>
-        <w:rPr>
-          <w:b/>
-          <w:bCs/>
-          <w:color w:val="0B6E8F"/>
-          <w:sz w:val="22"/>
-          <w:szCs w:val="22"/>
-        </w:rPr>
-        <w:t>Technology</w:t>
+        <w:t>Head of Technology</w:t>
       </w:r>
       <w:r>
         <w:rPr>
@@ -796,16 +637,7 @@
           <w:sz w:val="22"/>
           <w:szCs w:val="22"/>
         </w:rPr>
-        <w:t xml:space="preserve">  │</w:t>
-      </w:r>
-      <w:proofErr w:type="gramEnd"/>
-      <w:r>
-        <w:rPr>
-          <w:color w:val="4A5568"/>
-          <w:sz w:val="22"/>
-          <w:szCs w:val="22"/>
-        </w:rPr>
-        <w:t xml:space="preserve">  </w:t>
+        <w:t xml:space="preserve">  │  </w:t>
       </w:r>
       <w:r>
         <w:rPr>
@@ -927,7 +759,7 @@
           <w:sz w:val="19"/>
           <w:szCs w:val="19"/>
         </w:rPr>
-        <w:t>I managed vendor relationships, IT procurement, and budget planning, delivering cost efficiencies through contract renegotiation and platform consolidation.</w:t>
+        <w:t>I managed vendor relationships, IT procurement, and budget planning, delivering cost efficiencies through contract renegotiation, platform consolidation, and structured SLA management across MSPs and SaaS vendors.</w:t>
       </w:r>
     </w:p>
     <w:p>
@@ -945,18 +777,7 @@
           <w:sz w:val="22"/>
           <w:szCs w:val="22"/>
         </w:rPr>
-        <w:t xml:space="preserve">IT </w:t>
-      </w:r>
-      <w:proofErr w:type="gramStart"/>
-      <w:r>
-        <w:rPr>
-          <w:b/>
-          <w:bCs/>
-          <w:color w:val="0B6E8F"/>
-          <w:sz w:val="22"/>
-          <w:szCs w:val="22"/>
-        </w:rPr>
-        <w:t>Director</w:t>
+        <w:t>IT Director</w:t>
       </w:r>
       <w:r>
         <w:rPr>
@@ -964,16 +785,7 @@
           <w:sz w:val="22"/>
           <w:szCs w:val="22"/>
         </w:rPr>
-        <w:t xml:space="preserve">  │</w:t>
-      </w:r>
-      <w:proofErr w:type="gramEnd"/>
-      <w:r>
-        <w:rPr>
-          <w:color w:val="4A5568"/>
-          <w:sz w:val="22"/>
-          <w:szCs w:val="22"/>
-        </w:rPr>
-        <w:t xml:space="preserve">  </w:t>
+        <w:t xml:space="preserve">  │  </w:t>
       </w:r>
       <w:r>
         <w:rPr>
@@ -1010,39 +822,7 @@
           <w:sz w:val="19"/>
           <w:szCs w:val="19"/>
         </w:rPr>
-        <w:t xml:space="preserve">I was IT Director for a high-growth cleantech company developing the REFNOVA® process technology for sustainable aviation fuel (SAF) — operating in partnership with British Airways and </w:t>
-      </w:r>
-      <w:proofErr w:type="spellStart"/>
-      <w:r>
-        <w:rPr>
-          <w:sz w:val="19"/>
-          <w:szCs w:val="19"/>
-        </w:rPr>
-        <w:t>LanzaJet</w:t>
-      </w:r>
-      <w:proofErr w:type="spellEnd"/>
-      <w:r>
-        <w:rPr>
-          <w:sz w:val="19"/>
-          <w:szCs w:val="19"/>
-        </w:rPr>
-        <w:t xml:space="preserve"> on the UK's flagship SAF initiative, Project </w:t>
-      </w:r>
-      <w:proofErr w:type="spellStart"/>
-      <w:r>
-        <w:rPr>
-          <w:sz w:val="19"/>
-          <w:szCs w:val="19"/>
-        </w:rPr>
-        <w:t>Speedbird</w:t>
-      </w:r>
-      <w:proofErr w:type="spellEnd"/>
-      <w:r>
-        <w:rPr>
-          <w:sz w:val="19"/>
-          <w:szCs w:val="19"/>
-        </w:rPr>
-        <w:t xml:space="preserve"> — joining at a critical scale-up phase as the business secured a $29 million funding round (November 2023).</w:t>
+        <w:t>I was IT Director for a high-growth cleantech company developing the REFNOVA® process technology for sustainable aviation fuel (SAF) — operating in partnership with British Airways and LanzaJet on the UK's flagship SAF initiative, Project Speedbird — joining at a critical scale-up phase as the business secured a $29 million funding round (November 2023).</w:t>
       </w:r>
     </w:p>
     <w:p>
@@ -1093,7 +873,7 @@
           <w:sz w:val="19"/>
           <w:szCs w:val="19"/>
         </w:rPr>
-        <w:t>I partnered with the CHRO, CCO, and CFO to deliver IT systems across ERP evaluation, data governance, LIMS integration, and operational technology requirements tied to the REFNOVA® process.</w:t>
+        <w:t>I partnered with the CHRO, CCO, and CFO to deliver IT systems across ERP evaluation, CPQ and data governance, LIMS integration, and operational technology requirements tied to the REFNOVA® process — applying 80/20 principles to prioritise the applications that drove the greatest business value.</w:t>
       </w:r>
     </w:p>
     <w:p>
@@ -1134,6 +914,8 @@
           <w:tab w:val="right" w:pos="9026"/>
         </w:tabs>
         <w:spacing w:before="140" w:after="20"/>
+      </w:pPr>
+      <w:r>
         <w:rPr>
           <w:b/>
           <w:bCs/>
@@ -1141,7 +923,176 @@
           <w:sz w:val="22"/>
           <w:szCs w:val="22"/>
         </w:rPr>
-      </w:pPr>
+        <w:lastRenderedPageBreak/>
+        <w:t xml:space="preserve">IT </w:t>
+      </w:r>
+      <w:proofErr w:type="gramStart"/>
+      <w:r>
+        <w:rPr>
+          <w:b/>
+          <w:bCs/>
+          <w:color w:val="0B6E8F"/>
+          <w:sz w:val="22"/>
+          <w:szCs w:val="22"/>
+        </w:rPr>
+        <w:t>Director</w:t>
+      </w:r>
+      <w:r>
+        <w:rPr>
+          <w:color w:val="4A5568"/>
+          <w:sz w:val="22"/>
+          <w:szCs w:val="22"/>
+        </w:rPr>
+        <w:t xml:space="preserve">  │</w:t>
+      </w:r>
+      <w:proofErr w:type="gramEnd"/>
+      <w:r>
+        <w:rPr>
+          <w:color w:val="4A5568"/>
+          <w:sz w:val="22"/>
+          <w:szCs w:val="22"/>
+        </w:rPr>
+        <w:t xml:space="preserve">  </w:t>
+      </w:r>
+      <w:r>
+        <w:rPr>
+          <w:b/>
+          <w:bCs/>
+          <w:color w:val="1B2A4A"/>
+          <w:sz w:val="22"/>
+          <w:szCs w:val="22"/>
+        </w:rPr>
+        <w:t>EDF Renewables UK &amp; Ireland</w:t>
+      </w:r>
+      <w:r>
+        <w:rPr>
+          <w:sz w:val="22"/>
+          <w:szCs w:val="22"/>
+        </w:rPr>
+        <w:tab/>
+      </w:r>
+      <w:r>
+        <w:rPr>
+          <w:i/>
+          <w:iCs/>
+          <w:color w:val="4A5568"/>
+        </w:rPr>
+        <w:t>Mar 2023 – Aug 2023</w:t>
+      </w:r>
+    </w:p>
+    <w:p>
+      <w:pPr>
+        <w:spacing w:after="30"/>
+      </w:pPr>
+      <w:r>
+        <w:rPr>
+          <w:sz w:val="19"/>
+          <w:szCs w:val="19"/>
+        </w:rPr>
+        <w:t>I led the IT function for EDF Renewables UK &amp; Ireland — a subsidiary of EDF Group operating onshore wind, offshore wind, solar, and battery energy storage (BESS) assets — during accelerated growth toward a 10 GW operational target by 2035, reporting to the Executive Leadership Team.</w:t>
+      </w:r>
+    </w:p>
+    <w:p>
+      <w:pPr>
+        <w:pStyle w:val="ListParagraph"/>
+        <w:numPr>
+          <w:ilvl w:val="0"/>
+          <w:numId w:val="2"/>
+        </w:numPr>
+        <w:spacing w:before="20" w:after="20"/>
+      </w:pPr>
+      <w:r>
+        <w:rPr>
+          <w:sz w:val="19"/>
+          <w:szCs w:val="19"/>
+        </w:rPr>
+        <w:t>I directed IT/OT convergence with specific accountability for SCADA integration, asset performance management platforms, and real-time monitoring infrastructure across wind farm and BESS sites.</w:t>
+      </w:r>
+    </w:p>
+    <w:p>
+      <w:pPr>
+        <w:pStyle w:val="ListParagraph"/>
+        <w:numPr>
+          <w:ilvl w:val="0"/>
+          <w:numId w:val="2"/>
+        </w:numPr>
+        <w:spacing w:before="20" w:after="20"/>
+      </w:pPr>
+      <w:r>
+        <w:rPr>
+          <w:sz w:val="19"/>
+          <w:szCs w:val="19"/>
+        </w:rPr>
+        <w:t>I spearheaded a cybersecurity enhancement programme aligned to NCSC Cyber Essentials Plus and NIS Regulations, introducing an in-house Security Operations Centre (SOC) capability and conducting an end-to-end review of access management, endpoint protection, and incident response.</w:t>
+      </w:r>
+    </w:p>
+    <w:p>
+      <w:pPr>
+        <w:pStyle w:val="ListParagraph"/>
+        <w:numPr>
+          <w:ilvl w:val="0"/>
+          <w:numId w:val="2"/>
+        </w:numPr>
+        <w:spacing w:before="20" w:after="20"/>
+      </w:pPr>
+      <w:r>
+        <w:rPr>
+          <w:sz w:val="19"/>
+          <w:szCs w:val="19"/>
+        </w:rPr>
+        <w:t>I managed cloud migration of on-premise infrastructure to Microsoft Azure / Microsoft 365, improving operational resilience and remote working capability across office and field-based teams.</w:t>
+      </w:r>
+    </w:p>
+    <w:p>
+      <w:pPr>
+        <w:pStyle w:val="ListParagraph"/>
+        <w:numPr>
+          <w:ilvl w:val="0"/>
+          <w:numId w:val="2"/>
+        </w:numPr>
+        <w:spacing w:before="20" w:after="20"/>
+      </w:pPr>
+      <w:r>
+        <w:rPr>
+          <w:sz w:val="19"/>
+          <w:szCs w:val="19"/>
+        </w:rPr>
+        <w:t>I drove ERP and FSM alignment with EDF Group’s European IT infrastructure (SAP), consolidating enterprise data platforms and harmonising IT procurement and vendor management processes with group-wide standards.</w:t>
+      </w:r>
+    </w:p>
+    <w:p>
+      <w:pPr>
+        <w:pStyle w:val="ListParagraph"/>
+        <w:numPr>
+          <w:ilvl w:val="0"/>
+          <w:numId w:val="2"/>
+        </w:numPr>
+        <w:spacing w:before="20" w:after="20"/>
+      </w:pPr>
+      <w:r>
+        <w:rPr>
+          <w:sz w:val="19"/>
+          <w:szCs w:val="19"/>
+        </w:rPr>
+        <w:t>I championed Power BI-based reporting, delivering real-time visibility of energy generation performance, asset health, and operational KPIs to senior leadership; I also supported ESG and Net Zero reporting infrastructure.</w:t>
+      </w:r>
+    </w:p>
+    <w:p>
+      <w:pPr>
+        <w:pStyle w:val="ListParagraph"/>
+        <w:numPr>
+          <w:ilvl w:val="0"/>
+          <w:numId w:val="2"/>
+        </w:numPr>
+        <w:spacing w:before="20" w:after="20"/>
+      </w:pPr>
+      <w:r>
+        <w:rPr>
+          <w:sz w:val="19"/>
+          <w:szCs w:val="19"/>
+        </w:rPr>
+        <w:t>I established and chaired an IT Steering Committee across Operations, Finance, Legal, and HR, managed the full IT CapEx/OpEx budget, and maintained a project portfolio prioritised through 80/20 discipline — delivering all programmes within agreed financial parameters.</w:t>
+      </w:r>
     </w:p>
     <w:p>
       <w:pPr>
@@ -1149,6 +1100,8 @@
           <w:tab w:val="right" w:pos="9026"/>
         </w:tabs>
         <w:spacing w:before="140" w:after="20"/>
+      </w:pPr>
+      <w:r>
         <w:rPr>
           <w:b/>
           <w:bCs/>
@@ -1156,7 +1109,121 @@
           <w:sz w:val="22"/>
           <w:szCs w:val="22"/>
         </w:rPr>
-      </w:pPr>
+        <w:t>IT Director</w:t>
+      </w:r>
+      <w:r>
+        <w:rPr>
+          <w:color w:val="4A5568"/>
+          <w:sz w:val="22"/>
+          <w:szCs w:val="22"/>
+        </w:rPr>
+        <w:t xml:space="preserve">  │  </w:t>
+      </w:r>
+      <w:r>
+        <w:rPr>
+          <w:b/>
+          <w:bCs/>
+          <w:color w:val="1B2A4A"/>
+          <w:sz w:val="22"/>
+          <w:szCs w:val="22"/>
+        </w:rPr>
+        <w:t>VetPartners Group Limited</w:t>
+      </w:r>
+      <w:r>
+        <w:rPr>
+          <w:sz w:val="22"/>
+          <w:szCs w:val="22"/>
+        </w:rPr>
+        <w:tab/>
+      </w:r>
+      <w:r>
+        <w:rPr>
+          <w:i/>
+          <w:iCs/>
+          <w:color w:val="4A5568"/>
+        </w:rPr>
+        <w:t>Mar 2022 – Sep 2022</w:t>
+      </w:r>
+    </w:p>
+    <w:p>
+      <w:pPr>
+        <w:spacing w:after="30"/>
+      </w:pPr>
+      <w:r>
+        <w:rPr>
+          <w:sz w:val="19"/>
+          <w:szCs w:val="19"/>
+        </w:rPr>
+        <w:t>I was IT Director at VetPartners, the UK's fastest-growing veterinary group consolidator, with executive accountability for IT strategy, digital transformation, infrastructure, cybersecurity, and technology governance across 350+ clinics nationally.</w:t>
+      </w:r>
+    </w:p>
+    <w:p>
+      <w:pPr>
+        <w:pStyle w:val="ListParagraph"/>
+        <w:numPr>
+          <w:ilvl w:val="0"/>
+          <w:numId w:val="2"/>
+        </w:numPr>
+        <w:spacing w:before="20" w:after="20"/>
+      </w:pPr>
+      <w:r>
+        <w:rPr>
+          <w:sz w:val="19"/>
+          <w:szCs w:val="19"/>
+        </w:rPr>
+        <w:t>I led the rollout and optimisation of the group's proprietary Practice Management System (PMS) to 50+ additional practices, establishing standardised workflows and data governance frameworks across the estate.</w:t>
+      </w:r>
+    </w:p>
+    <w:p>
+      <w:pPr>
+        <w:pStyle w:val="ListParagraph"/>
+        <w:numPr>
+          <w:ilvl w:val="0"/>
+          <w:numId w:val="2"/>
+        </w:numPr>
+        <w:spacing w:before="20" w:after="20"/>
+      </w:pPr>
+      <w:r>
+        <w:rPr>
+          <w:sz w:val="19"/>
+          <w:szCs w:val="19"/>
+        </w:rPr>
+        <w:t>I directed IT due diligence and technical integration workstreams supporting approximately 80 practice acquisitions annually, playing a key role in the acquisition of Goddard Veterinary Group (CMA clearance, September 2022), managing network integration, system onboarding, and IT infrastructure harmonisation.</w:t>
+      </w:r>
+    </w:p>
+    <w:p>
+      <w:pPr>
+        <w:pStyle w:val="ListParagraph"/>
+        <w:numPr>
+          <w:ilvl w:val="0"/>
+          <w:numId w:val="2"/>
+        </w:numPr>
+        <w:spacing w:before="20" w:after="20"/>
+      </w:pPr>
+      <w:r>
+        <w:rPr>
+          <w:sz w:val="19"/>
+          <w:szCs w:val="19"/>
+        </w:rPr>
+        <w:t>I oversaw cloud infrastructure management on Microsoft Azure and enterprise-wide deployment of Microsoft 365, ensuring high availability, scalability, and security across clinical and central office teams.</w:t>
+      </w:r>
+    </w:p>
+    <w:p>
+      <w:pPr>
+        <w:pStyle w:val="ListParagraph"/>
+        <w:numPr>
+          <w:ilvl w:val="0"/>
+          <w:numId w:val="2"/>
+        </w:numPr>
+        <w:spacing w:before="20" w:after="20"/>
+      </w:pPr>
+      <w:r>
+        <w:rPr>
+          <w:sz w:val="19"/>
+          <w:szCs w:val="19"/>
+        </w:rPr>
+        <w:t>I managed ITSM operations via Freshservice, delivering responsive IT support across a nationally dispersed workforce of veterinary professionals.</w:t>
+      </w:r>
     </w:p>
     <w:p>
       <w:pPr>
@@ -1173,19 +1240,7 @@
           <w:sz w:val="22"/>
           <w:szCs w:val="22"/>
         </w:rPr>
-        <w:lastRenderedPageBreak/>
-        <w:t xml:space="preserve">IT </w:t>
-      </w:r>
-      <w:proofErr w:type="gramStart"/>
-      <w:r>
-        <w:rPr>
-          <w:b/>
-          <w:bCs/>
-          <w:color w:val="0B6E8F"/>
-          <w:sz w:val="22"/>
-          <w:szCs w:val="22"/>
-        </w:rPr>
-        <w:t>Director</w:t>
+        <w:t>IT Director</w:t>
       </w:r>
       <w:r>
         <w:rPr>
@@ -1193,16 +1248,7 @@
           <w:sz w:val="22"/>
           <w:szCs w:val="22"/>
         </w:rPr>
-        <w:t xml:space="preserve">  │</w:t>
-      </w:r>
-      <w:proofErr w:type="gramEnd"/>
-      <w:r>
-        <w:rPr>
-          <w:color w:val="4A5568"/>
-          <w:sz w:val="22"/>
-          <w:szCs w:val="22"/>
-        </w:rPr>
-        <w:t xml:space="preserve">  </w:t>
+        <w:t xml:space="preserve">  │  </w:t>
       </w:r>
       <w:r>
         <w:rPr>
@@ -1212,7 +1258,7 @@
           <w:sz w:val="22"/>
           <w:szCs w:val="22"/>
         </w:rPr>
-        <w:t>EDF Renewables UK &amp; Ireland</w:t>
+        <w:t>Bidwells LLP</w:t>
       </w:r>
       <w:r>
         <w:rPr>
@@ -1227,7 +1273,7 @@
           <w:iCs/>
           <w:color w:val="4A5568"/>
         </w:rPr>
-        <w:t>Mar 2023 – Aug 2023</w:t>
+        <w:t>Jan 2020 – Mar 2022</w:t>
       </w:r>
     </w:p>
     <w:p>
@@ -1239,157 +1285,75 @@
           <w:sz w:val="19"/>
           <w:szCs w:val="19"/>
         </w:rPr>
-        <w:t>I led the IT function for EDF Renewables UK &amp; Ireland — a subsidiary of EDF Group operating onshore wind, offshore wind, solar, and battery energy storage (BESS) assets — during accelerated growth toward a 10 GW operational target by 2035, reporting to the Executive Leadership Team.</w:t>
-      </w:r>
-    </w:p>
-    <w:p>
-      <w:pPr>
-        <w:pStyle w:val="ListParagraph"/>
-        <w:numPr>
-          <w:ilvl w:val="0"/>
-          <w:numId w:val="2"/>
-        </w:numPr>
-        <w:spacing w:before="20" w:after="20"/>
-      </w:pPr>
-      <w:r>
-        <w:rPr>
-          <w:sz w:val="19"/>
-          <w:szCs w:val="19"/>
-        </w:rPr>
-        <w:t>I directed IT/OT convergence with specific accountability for SCADA integration, asset performance management platforms, and real-time monitoring infrastructure across wind farm and BESS sites.</w:t>
-      </w:r>
-    </w:p>
-    <w:p>
-      <w:pPr>
-        <w:pStyle w:val="ListParagraph"/>
-        <w:numPr>
-          <w:ilvl w:val="0"/>
-          <w:numId w:val="2"/>
-        </w:numPr>
-        <w:spacing w:before="20" w:after="20"/>
-      </w:pPr>
-      <w:r>
-        <w:rPr>
-          <w:sz w:val="19"/>
-          <w:szCs w:val="19"/>
-        </w:rPr>
-        <w:t>I spearheaded a cybersecurity enhancement programme aligned to NCSC Cyber Essentials Plus and NIS Regulations, introducing an in-house Security Operations Centre (SOC) capability and conducting an end-to-end review of access management, endpoint protection, and incident response.</w:t>
-      </w:r>
-    </w:p>
-    <w:p>
-      <w:pPr>
-        <w:pStyle w:val="ListParagraph"/>
-        <w:numPr>
-          <w:ilvl w:val="0"/>
-          <w:numId w:val="2"/>
-        </w:numPr>
-        <w:spacing w:before="20" w:after="20"/>
-      </w:pPr>
-      <w:r>
-        <w:rPr>
-          <w:sz w:val="19"/>
-          <w:szCs w:val="19"/>
-        </w:rPr>
-        <w:t xml:space="preserve">I managed cloud migration of </w:t>
-      </w:r>
-      <w:proofErr w:type="gramStart"/>
-      <w:r>
-        <w:rPr>
-          <w:sz w:val="19"/>
-          <w:szCs w:val="19"/>
-        </w:rPr>
-        <w:t>on-premise</w:t>
-      </w:r>
-      <w:proofErr w:type="gramEnd"/>
-      <w:r>
-        <w:rPr>
-          <w:sz w:val="19"/>
-          <w:szCs w:val="19"/>
-        </w:rPr>
-        <w:t xml:space="preserve"> infrastructure to Microsoft Azure / Microsoft 365, improving operational resilience and remote working capability across office and field-based teams.</w:t>
-      </w:r>
-    </w:p>
-    <w:p>
-      <w:pPr>
-        <w:pStyle w:val="ListParagraph"/>
-        <w:numPr>
-          <w:ilvl w:val="0"/>
-          <w:numId w:val="2"/>
-        </w:numPr>
-        <w:spacing w:before="20" w:after="20"/>
-      </w:pPr>
-      <w:r>
-        <w:rPr>
-          <w:sz w:val="19"/>
-          <w:szCs w:val="19"/>
-        </w:rPr>
-        <w:t>I drove ERP alignment with EDF Group's European IT infrastructure (SAP), consolidating enterprise data platforms and harmonising IT procurement and vendor management processes with group-wide standards.</w:t>
-      </w:r>
-    </w:p>
-    <w:p>
-      <w:pPr>
-        <w:pStyle w:val="ListParagraph"/>
-        <w:numPr>
-          <w:ilvl w:val="0"/>
-          <w:numId w:val="2"/>
-        </w:numPr>
-        <w:spacing w:before="20" w:after="20"/>
-      </w:pPr>
-      <w:r>
-        <w:rPr>
-          <w:sz w:val="19"/>
-          <w:szCs w:val="19"/>
-        </w:rPr>
-        <w:t>I championed Power BI-based reporting, delivering real-time visibility of energy generation performance, asset health, and operational KPIs to senior leadership; I also supported ESG and Net Zero reporting infrastructure.</w:t>
-      </w:r>
-    </w:p>
-    <w:p>
-      <w:pPr>
-        <w:pStyle w:val="ListParagraph"/>
-        <w:numPr>
-          <w:ilvl w:val="0"/>
-          <w:numId w:val="2"/>
-        </w:numPr>
-        <w:spacing w:before="20" w:after="20"/>
-      </w:pPr>
-      <w:r>
-        <w:rPr>
-          <w:sz w:val="19"/>
-          <w:szCs w:val="19"/>
-        </w:rPr>
-        <w:t xml:space="preserve">I established and chaired an IT Steering Committee across Operations, Finance, Legal, and HR, and managed the full IT </w:t>
-      </w:r>
-      <w:proofErr w:type="spellStart"/>
-      <w:r>
-        <w:rPr>
-          <w:sz w:val="19"/>
-          <w:szCs w:val="19"/>
-        </w:rPr>
-        <w:t>CapEx</w:t>
-      </w:r>
-      <w:proofErr w:type="spellEnd"/>
-      <w:r>
-        <w:rPr>
-          <w:sz w:val="19"/>
-          <w:szCs w:val="19"/>
-        </w:rPr>
-        <w:t>/</w:t>
-      </w:r>
-      <w:proofErr w:type="spellStart"/>
-      <w:r>
-        <w:rPr>
-          <w:sz w:val="19"/>
-          <w:szCs w:val="19"/>
-        </w:rPr>
-        <w:t>OpEx</w:t>
-      </w:r>
-      <w:proofErr w:type="spellEnd"/>
-      <w:r>
-        <w:rPr>
-          <w:sz w:val="19"/>
-          <w:szCs w:val="19"/>
-        </w:rPr>
-        <w:t xml:space="preserve"> budget, delivering all programmes within agreed financial parameters.</w:t>
+        <w:t>I led the IT function for one of the UK's largest independent property consultancies — a 500-strong professional services firm managing over £5.2 billion in property assets — reporting directly to senior partnership with full accountability for IT strategy, infrastructure, cybersecurity, digital transformation, and a multi-disciplinary technology team.</w:t>
+      </w:r>
+    </w:p>
+    <w:p>
+      <w:pPr>
+        <w:pStyle w:val="ListParagraph"/>
+        <w:numPr>
+          <w:ilvl w:val="0"/>
+          <w:numId w:val="2"/>
+        </w:numPr>
+        <w:spacing w:before="20" w:after="20"/>
+      </w:pPr>
+      <w:r>
+        <w:rPr>
+          <w:sz w:val="19"/>
+          <w:szCs w:val="19"/>
+        </w:rPr>
+        <w:t>I directed the firm's rapid, zero-downtime transition to remote and hybrid working during COVID-19, deploying Microsoft 365 and Microsoft Teams across all UK offices for 500+ staff.</w:t>
+      </w:r>
+    </w:p>
+    <w:p>
+      <w:pPr>
+        <w:pStyle w:val="ListParagraph"/>
+        <w:numPr>
+          <w:ilvl w:val="0"/>
+          <w:numId w:val="2"/>
+        </w:numPr>
+        <w:spacing w:before="20" w:after="20"/>
+      </w:pPr>
+      <w:r>
+        <w:rPr>
+          <w:sz w:val="19"/>
+          <w:szCs w:val="19"/>
+        </w:rPr>
+        <w:t>I played a key role in the firm's digital website transformation, delivering a new enterprise-grade CMS and CDN platform with Cloudflare security integration — contributing to Bidwells winning Best New Website at the Property Marketing Awards 2022.</w:t>
+      </w:r>
+    </w:p>
+    <w:p>
+      <w:pPr>
+        <w:pStyle w:val="ListParagraph"/>
+        <w:numPr>
+          <w:ilvl w:val="0"/>
+          <w:numId w:val="2"/>
+        </w:numPr>
+        <w:spacing w:before="20" w:after="20"/>
+      </w:pPr>
+      <w:r>
+        <w:rPr>
+          <w:sz w:val="19"/>
+          <w:szCs w:val="19"/>
+        </w:rPr>
+        <w:t>I championed a multi-year cloud-first digital transformation programme, retiring on-premise infrastructure and introducing Power BI data analytics and business intelligence tooling for management reporting and client services.</w:t>
+      </w:r>
+    </w:p>
+    <w:p>
+      <w:pPr>
+        <w:pStyle w:val="ListParagraph"/>
+        <w:numPr>
+          <w:ilvl w:val="0"/>
+          <w:numId w:val="2"/>
+        </w:numPr>
+        <w:spacing w:before="20" w:after="20"/>
+      </w:pPr>
+      <w:r>
+        <w:rPr>
+          <w:sz w:val="19"/>
+          <w:szCs w:val="19"/>
+        </w:rPr>
+        <w:t>I laid the foundations for the firm’s longer-term AI and data strategy, identifying practical generative AI and automation opportunities and establishing a governance framework to ensure safe, measurable deployment aligned to business objectives.</w:t>
       </w:r>
     </w:p>
     <w:p>
@@ -1407,18 +1371,7 @@
           <w:sz w:val="22"/>
           <w:szCs w:val="22"/>
         </w:rPr>
-        <w:t xml:space="preserve">IT </w:t>
-      </w:r>
-      <w:proofErr w:type="gramStart"/>
-      <w:r>
-        <w:rPr>
-          <w:b/>
-          <w:bCs/>
-          <w:color w:val="0B6E8F"/>
-          <w:sz w:val="22"/>
-          <w:szCs w:val="22"/>
-        </w:rPr>
-        <w:t>Director</w:t>
+        <w:t>IT Director</w:t>
       </w:r>
       <w:r>
         <w:rPr>
@@ -1426,16 +1379,7 @@
           <w:sz w:val="22"/>
           <w:szCs w:val="22"/>
         </w:rPr>
-        <w:t xml:space="preserve">  │</w:t>
-      </w:r>
-      <w:proofErr w:type="gramEnd"/>
-      <w:r>
-        <w:rPr>
-          <w:color w:val="4A5568"/>
-          <w:sz w:val="22"/>
-          <w:szCs w:val="22"/>
-        </w:rPr>
-        <w:t xml:space="preserve">  </w:t>
+        <w:t xml:space="preserve">  │  </w:t>
       </w:r>
       <w:r>
         <w:rPr>
@@ -1445,7 +1389,7 @@
           <w:sz w:val="22"/>
           <w:szCs w:val="22"/>
         </w:rPr>
-        <w:t>VetPartners Group Limited</w:t>
+        <w:t>Great Places Housing Association</w:t>
       </w:r>
       <w:r>
         <w:rPr>
@@ -1460,7 +1404,7 @@
           <w:iCs/>
           <w:color w:val="4A5568"/>
         </w:rPr>
-        <w:t>Mar 2022 – Sep 2022</w:t>
+        <w:t>Mar 2017 – Dec 2019</w:t>
       </w:r>
     </w:p>
     <w:p>
@@ -1472,92 +1416,86 @@
           <w:sz w:val="19"/>
           <w:szCs w:val="19"/>
         </w:rPr>
-        <w:t>I was IT Director at VetPartners, the UK's fastest-growing veterinary group consolidator, with executive accountability for IT strategy, digital transformation, infrastructure, cybersecurity, and technology governance across 350+ clinics nationally.</w:t>
-      </w:r>
-    </w:p>
-    <w:p>
-      <w:pPr>
-        <w:pStyle w:val="ListParagraph"/>
-        <w:numPr>
-          <w:ilvl w:val="0"/>
-          <w:numId w:val="2"/>
-        </w:numPr>
-        <w:spacing w:before="20" w:after="20"/>
-      </w:pPr>
-      <w:r>
-        <w:rPr>
-          <w:sz w:val="19"/>
-          <w:szCs w:val="19"/>
-        </w:rPr>
-        <w:t>I led the rollout and optimisation of the group's proprietary Practice Management System (PMS) to 50+ additional practices, establishing standardised workflows and data governance frameworks across the estate.</w:t>
-      </w:r>
-    </w:p>
-    <w:p>
-      <w:pPr>
-        <w:pStyle w:val="ListParagraph"/>
-        <w:numPr>
-          <w:ilvl w:val="0"/>
-          <w:numId w:val="2"/>
-        </w:numPr>
-        <w:spacing w:before="20" w:after="20"/>
-      </w:pPr>
-      <w:r>
-        <w:rPr>
-          <w:sz w:val="19"/>
-          <w:szCs w:val="19"/>
-        </w:rPr>
-        <w:t>I directed IT due diligence and technical integration workstreams supporting approximately 80 practice acquisitions annually, playing a key role in the acquisition of Goddard Veterinary Group (CMA clearance, September 2022), managing network integration, system onboarding, and IT infrastructure harmonisation.</w:t>
-      </w:r>
-    </w:p>
-    <w:p>
-      <w:pPr>
-        <w:pStyle w:val="ListParagraph"/>
-        <w:numPr>
-          <w:ilvl w:val="0"/>
-          <w:numId w:val="2"/>
-        </w:numPr>
-        <w:spacing w:before="20" w:after="20"/>
-      </w:pPr>
-      <w:r>
-        <w:rPr>
-          <w:sz w:val="19"/>
-          <w:szCs w:val="19"/>
-        </w:rPr>
-        <w:t>I oversaw cloud infrastructure management on Microsoft Azure and enterprise-wide deployment of Microsoft 365, ensuring high availability, scalability, and security across clinical and central office teams.</w:t>
-      </w:r>
-    </w:p>
-    <w:p>
-      <w:pPr>
-        <w:pStyle w:val="ListParagraph"/>
-        <w:numPr>
-          <w:ilvl w:val="0"/>
-          <w:numId w:val="2"/>
-        </w:numPr>
-        <w:spacing w:before="20" w:after="20"/>
-      </w:pPr>
-      <w:r>
-        <w:rPr>
-          <w:sz w:val="19"/>
-          <w:szCs w:val="19"/>
-        </w:rPr>
-        <w:t xml:space="preserve">I managed ITSM operations via </w:t>
-      </w:r>
-      <w:proofErr w:type="spellStart"/>
-      <w:r>
-        <w:rPr>
-          <w:sz w:val="19"/>
-          <w:szCs w:val="19"/>
-        </w:rPr>
-        <w:t>Freshservice</w:t>
-      </w:r>
-      <w:proofErr w:type="spellEnd"/>
-      <w:r>
-        <w:rPr>
-          <w:sz w:val="19"/>
-          <w:szCs w:val="19"/>
-        </w:rPr>
-        <w:t>, delivering responsive IT support across a nationally dispersed workforce of veterinary professionals.</w:t>
-      </w:r>
+        <w:t>I led the Technology Services function for one of the fastest-growing housing associations in the North of England — managing 25,000+ affordable homes with 700+ employees — driving a comprehensive digital transformation programme aligned to the organisation's strategic objectives.</w:t>
+      </w:r>
+    </w:p>
+    <w:p>
+      <w:pPr>
+        <w:pStyle w:val="ListParagraph"/>
+        <w:numPr>
+          <w:ilvl w:val="0"/>
+          <w:numId w:val="2"/>
+        </w:numPr>
+        <w:spacing w:before="20" w:after="20"/>
+      </w:pPr>
+      <w:r>
+        <w:rPr>
+          <w:sz w:val="19"/>
+          <w:szCs w:val="19"/>
+        </w:rPr>
+        <w:t>I led the organisation's Group-wide GDPR compliance programme (May 2018 deadline), delivering data mapping, policy redevelopment, staff training, PIAs, and data retention controls across all three business entities — achieving full regulatory compliance on time.</w:t>
+      </w:r>
+    </w:p>
+    <w:p>
+      <w:pPr>
+        <w:pStyle w:val="ListParagraph"/>
+        <w:numPr>
+          <w:ilvl w:val="0"/>
+          <w:numId w:val="2"/>
+        </w:numPr>
+        <w:spacing w:before="20" w:after="20"/>
+      </w:pPr>
+      <w:r>
+        <w:rPr>
+          <w:sz w:val="19"/>
+          <w:szCs w:val="19"/>
+        </w:rPr>
+        <w:t>I spearheaded migration of core application hosting to an enterprise-grade managed environment, improving system resilience, uptime SLAs, and operational scalability, and laid the foundational architecture for subsequent Microsoft Azure adoption.</w:t>
+      </w:r>
+    </w:p>
+    <w:p>
+      <w:pPr>
+        <w:pStyle w:val="ListParagraph"/>
+        <w:numPr>
+          <w:ilvl w:val="0"/>
+          <w:numId w:val="2"/>
+        </w:numPr>
+        <w:spacing w:before="20" w:after="20"/>
+      </w:pPr>
+      <w:r>
+        <w:rPr>
+          <w:sz w:val="19"/>
+          <w:szCs w:val="19"/>
+        </w:rPr>
+        <w:t>I drove a business intelligence and data management initiative, delivering standardised executive and Board-level reporting across Finance, Operations, and Customer Services.</w:t>
+      </w:r>
+    </w:p>
+    <w:p>
+      <w:pPr>
+        <w:pStyle w:val="ListParagraph"/>
+        <w:numPr>
+          <w:ilvl w:val="0"/>
+          <w:numId w:val="2"/>
+        </w:numPr>
+        <w:spacing w:before="20" w:after="20"/>
+      </w:pPr>
+      <w:r>
+        <w:rPr>
+          <w:sz w:val="19"/>
+          <w:szCs w:val="19"/>
+        </w:rPr>
+        <w:t>I oversaw modernisation of legacy housing management and ERP systems, deploying tenant-facing digital self-service capabilities that reduced cost-per-transaction and improved customer satisfaction scores.</w:t>
+      </w:r>
+    </w:p>
+    <w:p>
+      <w:pPr>
+        <w:spacing w:before="20" w:after="20"/>
+      </w:pPr>
+    </w:p>
+    <w:p>
+      <w:pPr>
+        <w:spacing w:before="20" w:after="20"/>
+      </w:pPr>
     </w:p>
     <w:p>
       <w:pPr>
@@ -1574,6 +1512,7 @@
           <w:sz w:val="22"/>
           <w:szCs w:val="22"/>
         </w:rPr>
+        <w:lastRenderedPageBreak/>
         <w:t xml:space="preserve">IT </w:t>
       </w:r>
       <w:proofErr w:type="gramStart"/>
@@ -1612,7 +1551,7 @@
           <w:sz w:val="22"/>
           <w:szCs w:val="22"/>
         </w:rPr>
-        <w:t>Bidwells LLP</w:t>
+        <w:t>Claims Advisory Group Limited</w:t>
       </w:r>
       <w:r>
         <w:rPr>
@@ -1627,7 +1566,7 @@
           <w:iCs/>
           <w:color w:val="4A5568"/>
         </w:rPr>
-        <w:t>Jan 2020 – Mar 2022</w:t>
+        <w:t>Jun 2015 – Jan 2017</w:t>
       </w:r>
     </w:p>
     <w:p>
@@ -1639,91 +1578,58 @@
           <w:sz w:val="19"/>
           <w:szCs w:val="19"/>
         </w:rPr>
-        <w:t>I led the IT function for one of the UK's largest independent property consultancies — a 500-strong professional services firm managing over £5.2 billion in property assets — reporting directly to senior partnership with full accountability for IT strategy, infrastructure, cybersecurity, digital transformation, and a multi-disciplinary technology team.</w:t>
-      </w:r>
-    </w:p>
-    <w:p>
-      <w:pPr>
-        <w:pStyle w:val="ListParagraph"/>
-        <w:numPr>
-          <w:ilvl w:val="0"/>
-          <w:numId w:val="2"/>
-        </w:numPr>
-        <w:spacing w:before="20" w:after="20"/>
-      </w:pPr>
-      <w:r>
-        <w:rPr>
-          <w:sz w:val="19"/>
-          <w:szCs w:val="19"/>
-        </w:rPr>
-        <w:t>I directed the firm's rapid, zero-downtime transition to remote and hybrid working during COVID-19, deploying Microsoft 365 and Microsoft Teams across all UK offices for 500+ staff.</w:t>
-      </w:r>
-    </w:p>
-    <w:p>
-      <w:pPr>
-        <w:pStyle w:val="ListParagraph"/>
-        <w:numPr>
-          <w:ilvl w:val="0"/>
-          <w:numId w:val="2"/>
-        </w:numPr>
-        <w:spacing w:before="20" w:after="20"/>
-      </w:pPr>
-      <w:r>
-        <w:rPr>
-          <w:sz w:val="19"/>
-          <w:szCs w:val="19"/>
-        </w:rPr>
-        <w:t>I played a key role in the firm's digital website transformation, delivering a new enterprise-grade CMS and CDN platform with Cloudflare security integration — contributing to Bidwells winning Best New Website at the Property Marketing Awards 2022.</w:t>
-      </w:r>
-    </w:p>
-    <w:p>
-      <w:pPr>
-        <w:pStyle w:val="ListParagraph"/>
-        <w:numPr>
-          <w:ilvl w:val="0"/>
-          <w:numId w:val="2"/>
-        </w:numPr>
-        <w:spacing w:before="20" w:after="20"/>
-      </w:pPr>
-      <w:r>
-        <w:rPr>
-          <w:sz w:val="19"/>
-          <w:szCs w:val="19"/>
-        </w:rPr>
-        <w:t xml:space="preserve">I championed a multi-year cloud-first digital transformation programme, retiring </w:t>
-      </w:r>
-      <w:proofErr w:type="gramStart"/>
-      <w:r>
-        <w:rPr>
-          <w:sz w:val="19"/>
-          <w:szCs w:val="19"/>
-        </w:rPr>
-        <w:t>on-premise</w:t>
-      </w:r>
-      <w:proofErr w:type="gramEnd"/>
-      <w:r>
-        <w:rPr>
-          <w:sz w:val="19"/>
-          <w:szCs w:val="19"/>
-        </w:rPr>
-        <w:t xml:space="preserve"> infrastructure and introducing Power BI data analytics and business intelligence tooling for management reporting and client services.</w:t>
-      </w:r>
-    </w:p>
-    <w:p>
-      <w:pPr>
-        <w:pStyle w:val="ListParagraph"/>
-        <w:numPr>
-          <w:ilvl w:val="0"/>
-          <w:numId w:val="2"/>
-        </w:numPr>
-        <w:spacing w:before="20" w:after="20"/>
-      </w:pPr>
-      <w:r>
-        <w:rPr>
-          <w:sz w:val="19"/>
-          <w:szCs w:val="19"/>
-        </w:rPr>
-        <w:t>I laid the foundations for the firm's longer-term AI and data strategy, positioning the business to leverage emerging generative AI technologies in subsequent years.</w:t>
+        <w:t>I provided executive-level technology leadership for a high-volume FCA-regulated financial services CMC processing in excess of £2 million per month in client PPI refunds, reporting directly to the board with full ownership of IT governance, cybersecurity, and regulatory compliance.</w:t>
+      </w:r>
+    </w:p>
+    <w:p>
+      <w:pPr>
+        <w:pStyle w:val="ListParagraph"/>
+        <w:numPr>
+          <w:ilvl w:val="0"/>
+          <w:numId w:val="2"/>
+        </w:numPr>
+        <w:spacing w:before="20" w:after="20"/>
+      </w:pPr>
+      <w:r>
+        <w:rPr>
+          <w:sz w:val="19"/>
+          <w:szCs w:val="19"/>
+        </w:rPr>
+        <w:t>I led the design, procurement, and implementation of a scalable CRM platform for a large team of claim negotiators, integrating telephony and dialler systems to maximise contact-centre efficiency across inbound and outbound operations.</w:t>
+      </w:r>
+    </w:p>
+    <w:p>
+      <w:pPr>
+        <w:pStyle w:val="ListParagraph"/>
+        <w:numPr>
+          <w:ilvl w:val="0"/>
+          <w:numId w:val="2"/>
+        </w:numPr>
+        <w:spacing w:before="20" w:after="20"/>
+      </w:pPr>
+      <w:r>
+        <w:rPr>
+          <w:sz w:val="19"/>
+          <w:szCs w:val="19"/>
+        </w:rPr>
+        <w:t>I ensured full FCA compliance and Data Protection Act adherence, implementing robust data governance frameworks and access control procedures to protect sensitive consumer financial data.</w:t>
+      </w:r>
+    </w:p>
+    <w:p>
+      <w:pPr>
+        <w:pStyle w:val="ListParagraph"/>
+        <w:numPr>
+          <w:ilvl w:val="0"/>
+          <w:numId w:val="2"/>
+        </w:numPr>
+        <w:spacing w:before="20" w:after="20"/>
+      </w:pPr>
+      <w:r>
+        <w:rPr>
+          <w:sz w:val="19"/>
+          <w:szCs w:val="19"/>
+        </w:rPr>
+        <w:t>I introduced ITIL-aligned service management processes, establishing a cross-functional IT team and reducing incident response times across business-critical claims-processing systems.</w:t>
       </w:r>
     </w:p>
     <w:p>
@@ -1741,18 +1647,7 @@
           <w:sz w:val="22"/>
           <w:szCs w:val="22"/>
         </w:rPr>
-        <w:t xml:space="preserve">IT </w:t>
-      </w:r>
-      <w:proofErr w:type="gramStart"/>
-      <w:r>
-        <w:rPr>
-          <w:b/>
-          <w:bCs/>
-          <w:color w:val="0B6E8F"/>
-          <w:sz w:val="22"/>
-          <w:szCs w:val="22"/>
-        </w:rPr>
-        <w:t>Director</w:t>
+        <w:t>IT Director</w:t>
       </w:r>
       <w:r>
         <w:rPr>
@@ -1760,16 +1655,7 @@
           <w:sz w:val="22"/>
           <w:szCs w:val="22"/>
         </w:rPr>
-        <w:t xml:space="preserve">  │</w:t>
-      </w:r>
-      <w:proofErr w:type="gramEnd"/>
-      <w:r>
-        <w:rPr>
-          <w:color w:val="4A5568"/>
-          <w:sz w:val="22"/>
-          <w:szCs w:val="22"/>
-        </w:rPr>
-        <w:t xml:space="preserve">  </w:t>
+        <w:t xml:space="preserve">  │  </w:t>
       </w:r>
       <w:r>
         <w:rPr>
@@ -1779,7 +1665,7 @@
           <w:sz w:val="22"/>
           <w:szCs w:val="22"/>
         </w:rPr>
-        <w:t>Great Places Housing Association</w:t>
+        <w:t>Missguided Ltd</w:t>
       </w:r>
       <w:r>
         <w:rPr>
@@ -1794,7 +1680,7 @@
           <w:iCs/>
           <w:color w:val="4A5568"/>
         </w:rPr>
-        <w:t>Mar 2017 – Dec 2019</w:t>
+        <w:t>Mar 2014 – May 2015</w:t>
       </w:r>
     </w:p>
     <w:p>
@@ -1806,96 +1692,59 @@
           <w:sz w:val="19"/>
           <w:szCs w:val="19"/>
         </w:rPr>
-        <w:t>I led the Technology Services function for one of the fastest-growing housing associations in the North of England — managing 25,000+ affordable homes with 700+ employees — driving a comprehensive digital transformation programme aligned to the organisation's strategic objectives.</w:t>
-      </w:r>
-    </w:p>
-    <w:p>
-      <w:pPr>
-        <w:pStyle w:val="ListParagraph"/>
-        <w:numPr>
-          <w:ilvl w:val="0"/>
-          <w:numId w:val="2"/>
-        </w:numPr>
-        <w:spacing w:before="20" w:after="20"/>
-      </w:pPr>
-      <w:r>
-        <w:rPr>
-          <w:sz w:val="19"/>
-          <w:szCs w:val="19"/>
-        </w:rPr>
-        <w:t>I led the organisation's Group-wide GDPR compliance programme (May 2018 deadline), delivering data mapping, policy redevelopment, staff training, PIAs, and data retention controls across all three business entities — achieving full regulatory compliance on time.</w:t>
-      </w:r>
-    </w:p>
-    <w:p>
-      <w:pPr>
-        <w:pStyle w:val="ListParagraph"/>
-        <w:numPr>
-          <w:ilvl w:val="0"/>
-          <w:numId w:val="2"/>
-        </w:numPr>
-        <w:spacing w:before="20" w:after="20"/>
-      </w:pPr>
-      <w:r>
-        <w:rPr>
-          <w:sz w:val="19"/>
-          <w:szCs w:val="19"/>
-        </w:rPr>
-        <w:t>I spearheaded migration of core application hosting to an enterprise-grade managed environment, improving system resilience, uptime SLAs, and operational scalability, and laid the foundational architecture for subsequent Microsoft Azure adoption.</w:t>
-      </w:r>
-    </w:p>
-    <w:p>
-      <w:pPr>
-        <w:pStyle w:val="ListParagraph"/>
-        <w:numPr>
-          <w:ilvl w:val="0"/>
-          <w:numId w:val="2"/>
-        </w:numPr>
-        <w:spacing w:before="20" w:after="20"/>
-      </w:pPr>
-      <w:r>
-        <w:rPr>
-          <w:sz w:val="19"/>
-          <w:szCs w:val="19"/>
-        </w:rPr>
-        <w:t>I drove a business intelligence and data management initiative, delivering standardised executive and Board-level reporting across Finance, Operations, and Customer Services.</w:t>
-      </w:r>
-    </w:p>
-    <w:p>
-      <w:pPr>
-        <w:pStyle w:val="ListParagraph"/>
-        <w:numPr>
-          <w:ilvl w:val="0"/>
-          <w:numId w:val="2"/>
-        </w:numPr>
-        <w:spacing w:before="20" w:after="20"/>
-      </w:pPr>
-      <w:r>
-        <w:rPr>
-          <w:sz w:val="19"/>
-          <w:szCs w:val="19"/>
-        </w:rPr>
-        <w:t>I oversaw modernisation of legacy housing management and ERP systems, deploying tenant-facing digital self-service capabilities that reduced cost-per-transaction and improved customer satisfaction scores.</w:t>
-      </w:r>
-    </w:p>
-    <w:p>
-      <w:pPr>
-        <w:spacing w:before="20" w:after="20"/>
-      </w:pPr>
-    </w:p>
-    <w:p>
-      <w:pPr>
-        <w:spacing w:before="20" w:after="20"/>
-      </w:pPr>
-    </w:p>
-    <w:p>
-      <w:pPr>
-        <w:spacing w:before="20" w:after="20"/>
-      </w:pPr>
-    </w:p>
-    <w:p>
-      <w:pPr>
-        <w:spacing w:before="20" w:after="20"/>
-      </w:pPr>
+        <w:t>I led end-to-end IT strategy and digital infrastructure for one of the UK's fastest-growing online fast-fashion retailers, scaling toward $80M+ in revenue and expanding internationally into the US, Europe, and Australia — reporting directly to senior leadership.</w:t>
+      </w:r>
+    </w:p>
+    <w:p>
+      <w:pPr>
+        <w:pStyle w:val="ListParagraph"/>
+        <w:numPr>
+          <w:ilvl w:val="0"/>
+          <w:numId w:val="2"/>
+        </w:numPr>
+        <w:spacing w:before="20" w:after="20"/>
+      </w:pPr>
+      <w:r>
+        <w:rPr>
+          <w:sz w:val="19"/>
+          <w:szCs w:val="19"/>
+        </w:rPr>
+        <w:t>I owned the stability and performance of the Magento-based e-commerce platform, managing scalability challenges during high-traffic events including the March 2014 Nicole Scherzinger celebrity collaboration launch.</w:t>
+      </w:r>
+    </w:p>
+    <w:p>
+      <w:pPr>
+        <w:pStyle w:val="ListParagraph"/>
+        <w:numPr>
+          <w:ilvl w:val="0"/>
+          <w:numId w:val="2"/>
+        </w:numPr>
+        <w:spacing w:before="20" w:after="20"/>
+      </w:pPr>
+      <w:r>
+        <w:rPr>
+          <w:sz w:val="19"/>
+          <w:szCs w:val="19"/>
+        </w:rPr>
+        <w:t>I delivered technology solutions supporting international expansion into the US and Europe, including multi-currency payment processing, localisation, and integration with US department store Nordstrom (March 2015 launch).</w:t>
+      </w:r>
+    </w:p>
+    <w:p>
+      <w:pPr>
+        <w:pStyle w:val="ListParagraph"/>
+        <w:numPr>
+          <w:ilvl w:val="0"/>
+          <w:numId w:val="2"/>
+        </w:numPr>
+        <w:spacing w:before="20" w:after="20"/>
+      </w:pPr>
+      <w:r>
+        <w:rPr>
+          <w:sz w:val="19"/>
+          <w:szCs w:val="19"/>
+        </w:rPr>
+        <w:t>I managed ERP, WMS, and OMS integration across a supply chain refreshing approximately 25% of its product range monthly, ensuring seamless connectivity across buying, warehousing, and fulfilment operations.</w:t>
+      </w:r>
     </w:p>
     <w:p>
       <w:pPr>
@@ -1912,19 +1761,7 @@
           <w:sz w:val="22"/>
           <w:szCs w:val="22"/>
         </w:rPr>
-        <w:lastRenderedPageBreak/>
-        <w:t xml:space="preserve">IT </w:t>
-      </w:r>
-      <w:proofErr w:type="gramStart"/>
-      <w:r>
-        <w:rPr>
-          <w:b/>
-          <w:bCs/>
-          <w:color w:val="0B6E8F"/>
-          <w:sz w:val="22"/>
-          <w:szCs w:val="22"/>
-        </w:rPr>
-        <w:t>Director</w:t>
+        <w:t>IT Director — UK, EMEA &amp; Asia</w:t>
       </w:r>
       <w:r>
         <w:rPr>
@@ -1932,16 +1769,7 @@
           <w:sz w:val="22"/>
           <w:szCs w:val="22"/>
         </w:rPr>
-        <w:t xml:space="preserve">  │</w:t>
-      </w:r>
-      <w:proofErr w:type="gramEnd"/>
-      <w:r>
-        <w:rPr>
-          <w:color w:val="4A5568"/>
-          <w:sz w:val="22"/>
-          <w:szCs w:val="22"/>
-        </w:rPr>
-        <w:t xml:space="preserve">  </w:t>
+        <w:t xml:space="preserve">  │  </w:t>
       </w:r>
       <w:r>
         <w:rPr>
@@ -1951,7 +1779,7 @@
           <w:sz w:val="22"/>
           <w:szCs w:val="22"/>
         </w:rPr>
-        <w:t>Claims Advisory Group Limited</w:t>
+        <w:t>HID Global / ASSA ABLOY Group</w:t>
       </w:r>
       <w:r>
         <w:rPr>
@@ -1966,7 +1794,7 @@
           <w:iCs/>
           <w:color w:val="4A5568"/>
         </w:rPr>
-        <w:t>Jun 2015 – Jan 2017</w:t>
+        <w:t>Mar 2011 – Feb 2014</w:t>
       </w:r>
     </w:p>
     <w:p>
@@ -1978,74 +1806,58 @@
           <w:sz w:val="19"/>
           <w:szCs w:val="19"/>
         </w:rPr>
-        <w:t xml:space="preserve">I provided executive-level technology leadership for a high-volume FCA-regulated financial services CMC processing </w:t>
-      </w:r>
-      <w:proofErr w:type="gramStart"/>
-      <w:r>
-        <w:rPr>
-          <w:sz w:val="19"/>
-          <w:szCs w:val="19"/>
-        </w:rPr>
-        <w:t>in excess of</w:t>
-      </w:r>
-      <w:proofErr w:type="gramEnd"/>
-      <w:r>
-        <w:rPr>
-          <w:sz w:val="19"/>
-          <w:szCs w:val="19"/>
-        </w:rPr>
-        <w:t xml:space="preserve"> £2 million per month in client PPI refunds, reporting directly to the board with full ownership of IT governance, cybersecurity, and regulatory compliance.</w:t>
-      </w:r>
-    </w:p>
-    <w:p>
-      <w:pPr>
-        <w:pStyle w:val="ListParagraph"/>
-        <w:numPr>
-          <w:ilvl w:val="0"/>
-          <w:numId w:val="2"/>
-        </w:numPr>
-        <w:spacing w:before="20" w:after="20"/>
-      </w:pPr>
-      <w:r>
-        <w:rPr>
-          <w:sz w:val="19"/>
-          <w:szCs w:val="19"/>
-        </w:rPr>
-        <w:t>I led the design, procurement, and implementation of a scalable CRM platform for a large team of claim negotiators, integrating telephony and dialler systems to maximise contact-centre efficiency across inbound and outbound operations.</w:t>
-      </w:r>
-    </w:p>
-    <w:p>
-      <w:pPr>
-        <w:pStyle w:val="ListParagraph"/>
-        <w:numPr>
-          <w:ilvl w:val="0"/>
-          <w:numId w:val="2"/>
-        </w:numPr>
-        <w:spacing w:before="20" w:after="20"/>
-      </w:pPr>
-      <w:r>
-        <w:rPr>
-          <w:sz w:val="19"/>
-          <w:szCs w:val="19"/>
-        </w:rPr>
-        <w:t>I ensured full FCA compliance and Data Protection Act adherence, implementing robust data governance frameworks and access control procedures to protect sensitive consumer financial data.</w:t>
-      </w:r>
-    </w:p>
-    <w:p>
-      <w:pPr>
-        <w:pStyle w:val="ListParagraph"/>
-        <w:numPr>
-          <w:ilvl w:val="0"/>
-          <w:numId w:val="2"/>
-        </w:numPr>
-        <w:spacing w:before="20" w:after="20"/>
-      </w:pPr>
-      <w:r>
-        <w:rPr>
-          <w:sz w:val="19"/>
-          <w:szCs w:val="19"/>
-        </w:rPr>
-        <w:t>I introduced ITIL-aligned service management processes, establishing a cross-functional IT team and reducing incident response times across business-critical claims-processing systems.</w:t>
+        <w:t>I was Regional IT Director for HID Global — the world’s leading provider of secure identity, RFID, and physical access control solutions, and a division of the global manufacturing conglomerate ASSA ABLOY Group — with full strategic and operational accountability for IT across UK, EMEA, and Asia Pacific regions, reporting into global IT leadership and aligning regional strategy with the parent group in Stockholm.</w:t>
+      </w:r>
+    </w:p>
+    <w:p>
+      <w:pPr>
+        <w:pStyle w:val="ListParagraph"/>
+        <w:numPr>
+          <w:ilvl w:val="0"/>
+          <w:numId w:val="2"/>
+        </w:numPr>
+        <w:spacing w:before="20" w:after="20"/>
+      </w:pPr>
+      <w:r>
+        <w:rPr>
+          <w:sz w:val="19"/>
+          <w:szCs w:val="19"/>
+        </w:rPr>
+        <w:t>I led IT due diligence and post-merger integration of multiple acquisitions within EMEA and Asia (including LaserCard 2011, EasyLobby 2012), migrating disparate ERP, CRM, CPQ, and collaboration platforms onto consolidated group-wide systems with minimal operational disruption.</w:t>
+      </w:r>
+    </w:p>
+    <w:p>
+      <w:pPr>
+        <w:pStyle w:val="ListParagraph"/>
+        <w:numPr>
+          <w:ilvl w:val="0"/>
+          <w:numId w:val="2"/>
+        </w:numPr>
+        <w:spacing w:before="20" w:after="20"/>
+      </w:pPr>
+      <w:r>
+        <w:rPr>
+          <w:sz w:val="19"/>
+          <w:szCs w:val="19"/>
+        </w:rPr>
+        <w:t>I established IT governance frameworks across all regional sites, ensuring ISO 27001 compliance, data protection adherence, and alignment to ASSA ABLOY Group standards.</w:t>
+      </w:r>
+    </w:p>
+    <w:p>
+      <w:pPr>
+        <w:pStyle w:val="ListParagraph"/>
+        <w:numPr>
+          <w:ilvl w:val="0"/>
+          <w:numId w:val="2"/>
+        </w:numPr>
+        <w:spacing w:before="20" w:after="20"/>
+      </w:pPr>
+      <w:r>
+        <w:rPr>
+          <w:sz w:val="19"/>
+          <w:szCs w:val="19"/>
+        </w:rPr>
+        <w:t>I negotiated and managed regional IT contracts and software licensing agreements, delivering measurable cost savings against annual IT budgets.</w:t>
       </w:r>
     </w:p>
     <w:p>
@@ -2063,18 +1875,7 @@
           <w:sz w:val="22"/>
           <w:szCs w:val="22"/>
         </w:rPr>
-        <w:t xml:space="preserve">IT </w:t>
-      </w:r>
-      <w:proofErr w:type="gramStart"/>
-      <w:r>
-        <w:rPr>
-          <w:b/>
-          <w:bCs/>
-          <w:color w:val="0B6E8F"/>
-          <w:sz w:val="22"/>
-          <w:szCs w:val="22"/>
-        </w:rPr>
-        <w:t>Director</w:t>
+        <w:t>IT Director</w:t>
       </w:r>
       <w:r>
         <w:rPr>
@@ -2082,16 +1883,7 @@
           <w:sz w:val="22"/>
           <w:szCs w:val="22"/>
         </w:rPr>
-        <w:t xml:space="preserve">  │</w:t>
-      </w:r>
-      <w:proofErr w:type="gramEnd"/>
-      <w:r>
-        <w:rPr>
-          <w:color w:val="4A5568"/>
-          <w:sz w:val="22"/>
-          <w:szCs w:val="22"/>
-        </w:rPr>
-        <w:t xml:space="preserve">  </w:t>
+        <w:t xml:space="preserve">  │  </w:t>
       </w:r>
       <w:r>
         <w:rPr>
@@ -2101,7 +1893,7 @@
           <w:sz w:val="22"/>
           <w:szCs w:val="22"/>
         </w:rPr>
-        <w:t>Missguided Ltd</w:t>
+        <w:t>ghd (Good Hair Day) / The Jemella Group Ltd</w:t>
       </w:r>
       <w:r>
         <w:rPr>
@@ -2116,7 +1908,7 @@
           <w:iCs/>
           <w:color w:val="4A5568"/>
         </w:rPr>
-        <w:t>Mar 2014 – May 2015</w:t>
+        <w:t>Jan 2008 – Jan 2011</w:t>
       </w:r>
     </w:p>
     <w:p>
@@ -2128,388 +1920,153 @@
           <w:sz w:val="19"/>
           <w:szCs w:val="19"/>
         </w:rPr>
-        <w:t>I led end-to-end IT strategy and digital infrastructure for one of the UK's fastest-growing online fast-fashion retailers, scaling toward $80M+ in revenue and expanding internationally into the US, Europe, and Australia — reporting directly to senior leadership.</w:t>
-      </w:r>
-    </w:p>
-    <w:p>
-      <w:pPr>
-        <w:pStyle w:val="ListParagraph"/>
-        <w:numPr>
-          <w:ilvl w:val="0"/>
-          <w:numId w:val="2"/>
-        </w:numPr>
-        <w:spacing w:before="20" w:after="20"/>
-      </w:pPr>
-      <w:r>
-        <w:rPr>
-          <w:sz w:val="19"/>
-          <w:szCs w:val="19"/>
-        </w:rPr>
-        <w:t>I owned the stability and performance of the Magento-based e-commerce platform, managing scalability challenges during high-traffic events including the March 2014 Nicole Scherzinger celebrity collaboration launch.</w:t>
-      </w:r>
-    </w:p>
-    <w:p>
-      <w:pPr>
-        <w:pStyle w:val="ListParagraph"/>
-        <w:numPr>
-          <w:ilvl w:val="0"/>
-          <w:numId w:val="2"/>
-        </w:numPr>
-        <w:spacing w:before="20" w:after="20"/>
-      </w:pPr>
-      <w:r>
-        <w:rPr>
-          <w:sz w:val="19"/>
-          <w:szCs w:val="19"/>
-        </w:rPr>
-        <w:t>I delivered technology solutions supporting international expansion into the US and Europe, including multi-currency payment processing, localisation, and integration with US department store Nordstrom (March 2015 launch).</w:t>
-      </w:r>
-    </w:p>
-    <w:p>
-      <w:pPr>
-        <w:pStyle w:val="ListParagraph"/>
-        <w:numPr>
-          <w:ilvl w:val="0"/>
-          <w:numId w:val="2"/>
-        </w:numPr>
-        <w:spacing w:before="20" w:after="20"/>
-      </w:pPr>
-      <w:r>
-        <w:rPr>
-          <w:sz w:val="19"/>
-          <w:szCs w:val="19"/>
-        </w:rPr>
-        <w:t>I managed ERP, WMS, and OMS integration across a supply chain refreshing approximately 25% of its product range monthly, ensuring seamless connectivity across buying, warehousing, and fulfilment operations.</w:t>
-      </w:r>
-    </w:p>
-    <w:p>
-      <w:pPr>
-        <w:tabs>
-          <w:tab w:val="right" w:pos="9026"/>
-        </w:tabs>
-        <w:spacing w:before="140" w:after="20"/>
-      </w:pPr>
-      <w:r>
-        <w:rPr>
-          <w:b/>
-          <w:bCs/>
-          <w:color w:val="0B6E8F"/>
-          <w:sz w:val="22"/>
-          <w:szCs w:val="22"/>
-        </w:rPr>
-        <w:t xml:space="preserve">IT Director — UK, EMEA &amp; </w:t>
-      </w:r>
-      <w:proofErr w:type="gramStart"/>
-      <w:r>
-        <w:rPr>
-          <w:b/>
-          <w:bCs/>
-          <w:color w:val="0B6E8F"/>
-          <w:sz w:val="22"/>
-          <w:szCs w:val="22"/>
-        </w:rPr>
-        <w:t>Asia</w:t>
-      </w:r>
-      <w:r>
-        <w:rPr>
-          <w:color w:val="4A5568"/>
-          <w:sz w:val="22"/>
-          <w:szCs w:val="22"/>
-        </w:rPr>
-        <w:t xml:space="preserve">  │</w:t>
-      </w:r>
-      <w:proofErr w:type="gramEnd"/>
-      <w:r>
-        <w:rPr>
-          <w:color w:val="4A5568"/>
-          <w:sz w:val="22"/>
-          <w:szCs w:val="22"/>
-        </w:rPr>
-        <w:t xml:space="preserve">  </w:t>
-      </w:r>
+        <w:t>I was a member of the senior leadership team reporting to the CEO during a £160 million Montagu Private Equity ownership period, delivering a three-year technology transformation programme for one of the UK's fastest-growing premium consumer goods brands with 50,000+ global salon partners.</w:t>
+      </w:r>
+    </w:p>
+    <w:p>
+      <w:pPr>
+        <w:pStyle w:val="ListParagraph"/>
+        <w:numPr>
+          <w:ilvl w:val="0"/>
+          <w:numId w:val="2"/>
+        </w:numPr>
+        <w:spacing w:before="20" w:after="20"/>
+      </w:pPr>
+      <w:r>
+        <w:rPr>
+          <w:sz w:val="19"/>
+          <w:szCs w:val="19"/>
+        </w:rPr>
+        <w:t>I led ERP evaluation, procurement, and implementation to support rapid UK and international growth (Europe, North America), integrating finance, supply chain, inventory, and order management systems.</w:t>
+      </w:r>
+    </w:p>
+    <w:p>
+      <w:pPr>
+        <w:pStyle w:val="ListParagraph"/>
+        <w:numPr>
+          <w:ilvl w:val="0"/>
+          <w:numId w:val="2"/>
+        </w:numPr>
+        <w:spacing w:before="20" w:after="20"/>
+      </w:pPr>
+      <w:r>
+        <w:rPr>
+          <w:sz w:val="19"/>
+          <w:szCs w:val="19"/>
+        </w:rPr>
+        <w:t>I delivered the direct-to-consumer (DTC) e-commerce platform, CRM and PLM strategy for 50,000+ global B2B trade accounts, and established PCI-DSS and data governance frameworks appropriate for a PE-backed business.</w:t>
+      </w:r>
+    </w:p>
+    <w:p>
+      <w:pPr>
+        <w:spacing w:before="20" w:after="20"/>
+      </w:pPr>
+    </w:p>
+    <w:p>
+      <w:pPr>
+        <w:spacing w:before="20" w:after="20"/>
+      </w:pPr>
+    </w:p>
+    <w:p>
+      <w:pPr>
+        <w:spacing w:before="20" w:after="20"/>
+      </w:pPr>
+    </w:p>
+    <w:p>
+      <w:pPr>
+        <w:spacing w:before="20" w:after="20"/>
+      </w:pPr>
+    </w:p>
+    <w:p>
+      <w:pPr>
+        <w:spacing w:before="20" w:after="20"/>
+      </w:pPr>
+    </w:p>
+    <w:p>
+      <w:pPr>
+        <w:spacing w:before="20" w:after="20"/>
+      </w:pPr>
+    </w:p>
+    <w:p>
+      <w:pPr>
+        <w:spacing w:before="20" w:after="20"/>
+      </w:pPr>
+    </w:p>
+    <w:p>
+      <w:pPr>
+        <w:spacing w:before="20" w:after="20"/>
+      </w:pPr>
+    </w:p>
+    <w:p>
+      <w:pPr>
+        <w:spacing w:before="20" w:after="20"/>
+      </w:pPr>
+    </w:p>
+    <w:p>
+      <w:pPr>
+        <w:spacing w:before="20" w:after="20"/>
+      </w:pPr>
+    </w:p>
+    <w:p>
+      <w:pPr>
+        <w:spacing w:before="20" w:after="20"/>
+      </w:pPr>
+    </w:p>
+    <w:p>
+      <w:pPr>
+        <w:spacing w:before="20" w:after="20"/>
+      </w:pPr>
+    </w:p>
+    <w:p>
+      <w:pPr>
+        <w:spacing w:before="20" w:after="20"/>
+      </w:pPr>
+    </w:p>
+    <w:p>
+      <w:pPr>
+        <w:spacing w:before="20" w:after="20"/>
+      </w:pPr>
+    </w:p>
+    <w:p>
+      <w:pPr>
+        <w:spacing w:before="20" w:after="20"/>
+      </w:pPr>
+    </w:p>
+    <w:p>
+      <w:pPr>
+        <w:spacing w:before="20" w:after="20"/>
+      </w:pPr>
+    </w:p>
+    <w:p>
+      <w:pPr>
+        <w:spacing w:before="20" w:after="20"/>
+      </w:pPr>
+    </w:p>
+    <w:p>
+      <w:pPr>
+        <w:spacing w:before="20" w:after="20"/>
+      </w:pPr>
+    </w:p>
+    <w:p>
+      <w:pPr>
+        <w:spacing w:before="160" w:after="40"/>
+      </w:pPr>
       <w:r>
         <w:rPr>
           <w:b/>
           <w:bCs/>
           <w:color w:val="1B2A4A"/>
-          <w:sz w:val="22"/>
-          <w:szCs w:val="22"/>
-        </w:rPr>
-        <w:t>HID Global / ASSA ABLOY Group</w:t>
-      </w:r>
-      <w:r>
-        <w:rPr>
-          <w:sz w:val="22"/>
-          <w:szCs w:val="22"/>
-        </w:rPr>
-        <w:tab/>
-      </w:r>
-      <w:r>
-        <w:rPr>
-          <w:i/>
-          <w:iCs/>
-          <w:color w:val="4A5568"/>
-        </w:rPr>
-        <w:t>Mar 2011 – Feb 2014</w:t>
-      </w:r>
-    </w:p>
-    <w:p>
-      <w:pPr>
-        <w:spacing w:after="30"/>
-      </w:pPr>
-      <w:r>
-        <w:rPr>
-          <w:sz w:val="19"/>
-          <w:szCs w:val="19"/>
-        </w:rPr>
-        <w:t>I was Regional IT Director for HID Global — the world's leading provider of secure identity, RFID, and physical access control solutions — with full strategic and operational accountability for IT across UK, EMEA, and Asia Pacific regions, reporting into global IT leadership and aligning regional strategy with the ASSA ABLOY AB parent group in Stockholm.</w:t>
-      </w:r>
-    </w:p>
-    <w:p>
-      <w:pPr>
-        <w:pStyle w:val="ListParagraph"/>
-        <w:numPr>
-          <w:ilvl w:val="0"/>
-          <w:numId w:val="2"/>
-        </w:numPr>
-        <w:spacing w:before="20" w:after="20"/>
-      </w:pPr>
-      <w:r>
-        <w:rPr>
-          <w:sz w:val="19"/>
-          <w:szCs w:val="19"/>
-        </w:rPr>
-        <w:t xml:space="preserve">I led IT due diligence and post-merger integration of multiple acquisitions within EMEA and Asia (including </w:t>
-      </w:r>
-      <w:proofErr w:type="spellStart"/>
-      <w:r>
-        <w:rPr>
-          <w:sz w:val="19"/>
-          <w:szCs w:val="19"/>
-        </w:rPr>
-        <w:t>LaserCard</w:t>
-      </w:r>
-      <w:proofErr w:type="spellEnd"/>
-      <w:r>
-        <w:rPr>
-          <w:sz w:val="19"/>
-          <w:szCs w:val="19"/>
-        </w:rPr>
-        <w:t xml:space="preserve"> 2011, </w:t>
-      </w:r>
-      <w:proofErr w:type="spellStart"/>
-      <w:r>
-        <w:rPr>
-          <w:sz w:val="19"/>
-          <w:szCs w:val="19"/>
-        </w:rPr>
-        <w:t>EasyLobby</w:t>
-      </w:r>
-      <w:proofErr w:type="spellEnd"/>
-      <w:r>
-        <w:rPr>
-          <w:sz w:val="19"/>
-          <w:szCs w:val="19"/>
-        </w:rPr>
-        <w:t xml:space="preserve"> 2012), migrating disparate ERP, CRM, and collaboration platforms onto consolidated group-wide systems with minimal operational disruption.</w:t>
-      </w:r>
-    </w:p>
-    <w:p>
-      <w:pPr>
-        <w:pStyle w:val="ListParagraph"/>
-        <w:numPr>
-          <w:ilvl w:val="0"/>
-          <w:numId w:val="2"/>
-        </w:numPr>
-        <w:spacing w:before="20" w:after="20"/>
-      </w:pPr>
-      <w:r>
-        <w:rPr>
-          <w:sz w:val="19"/>
-          <w:szCs w:val="19"/>
-        </w:rPr>
-        <w:t>I established IT governance frameworks across all regional sites, ensuring ISO 27001 compliance, data protection adherence, and alignment to ASSA ABLOY Group standards.</w:t>
-      </w:r>
-    </w:p>
-    <w:p>
-      <w:pPr>
-        <w:pStyle w:val="ListParagraph"/>
-        <w:numPr>
-          <w:ilvl w:val="0"/>
-          <w:numId w:val="2"/>
-        </w:numPr>
-        <w:spacing w:before="20" w:after="20"/>
-      </w:pPr>
-      <w:r>
-        <w:rPr>
-          <w:sz w:val="19"/>
-          <w:szCs w:val="19"/>
-        </w:rPr>
-        <w:t>I negotiated and managed regional IT contracts and software licensing agreements, delivering measurable cost savings against annual IT budgets.</w:t>
-      </w:r>
-    </w:p>
-    <w:p>
-      <w:pPr>
-        <w:tabs>
-          <w:tab w:val="right" w:pos="9026"/>
-        </w:tabs>
-        <w:spacing w:before="140" w:after="20"/>
-      </w:pPr>
-      <w:r>
-        <w:rPr>
-          <w:b/>
-          <w:bCs/>
-          <w:color w:val="0B6E8F"/>
-          <w:sz w:val="22"/>
-          <w:szCs w:val="22"/>
-        </w:rPr>
-        <w:t xml:space="preserve">IT </w:t>
-      </w:r>
-      <w:proofErr w:type="gramStart"/>
-      <w:r>
-        <w:rPr>
-          <w:b/>
-          <w:bCs/>
-          <w:color w:val="0B6E8F"/>
-          <w:sz w:val="22"/>
-          <w:szCs w:val="22"/>
-        </w:rPr>
-        <w:t>Director</w:t>
-      </w:r>
-      <w:r>
-        <w:rPr>
-          <w:color w:val="4A5568"/>
-          <w:sz w:val="22"/>
-          <w:szCs w:val="22"/>
-        </w:rPr>
-        <w:t xml:space="preserve">  │</w:t>
-      </w:r>
-      <w:proofErr w:type="gramEnd"/>
-      <w:r>
-        <w:rPr>
-          <w:color w:val="4A5568"/>
-          <w:sz w:val="22"/>
-          <w:szCs w:val="22"/>
-        </w:rPr>
-        <w:t xml:space="preserve">  </w:t>
-      </w:r>
-      <w:proofErr w:type="spellStart"/>
+        </w:rPr>
+        <w:lastRenderedPageBreak/>
+        <w:t>E</w:t>
+      </w:r>
       <w:r>
         <w:rPr>
           <w:b/>
           <w:bCs/>
           <w:color w:val="1B2A4A"/>
-          <w:sz w:val="22"/>
-          <w:szCs w:val="22"/>
-        </w:rPr>
-        <w:t>ghd</w:t>
-      </w:r>
-      <w:proofErr w:type="spellEnd"/>
-      <w:r>
-        <w:rPr>
-          <w:b/>
-          <w:bCs/>
-          <w:color w:val="1B2A4A"/>
-          <w:sz w:val="22"/>
-          <w:szCs w:val="22"/>
-        </w:rPr>
-        <w:t xml:space="preserve"> (Good Hair Day) / The </w:t>
-      </w:r>
-      <w:proofErr w:type="spellStart"/>
-      <w:r>
-        <w:rPr>
-          <w:b/>
-          <w:bCs/>
-          <w:color w:val="1B2A4A"/>
-          <w:sz w:val="22"/>
-          <w:szCs w:val="22"/>
-        </w:rPr>
-        <w:t>Jemella</w:t>
-      </w:r>
-      <w:proofErr w:type="spellEnd"/>
-      <w:r>
-        <w:rPr>
-          <w:b/>
-          <w:bCs/>
-          <w:color w:val="1B2A4A"/>
-          <w:sz w:val="22"/>
-          <w:szCs w:val="22"/>
-        </w:rPr>
-        <w:t xml:space="preserve"> Group Ltd</w:t>
-      </w:r>
-      <w:r>
-        <w:rPr>
-          <w:sz w:val="22"/>
-          <w:szCs w:val="22"/>
-        </w:rPr>
-        <w:tab/>
-      </w:r>
-      <w:r>
-        <w:rPr>
-          <w:i/>
-          <w:iCs/>
-          <w:color w:val="4A5568"/>
-        </w:rPr>
-        <w:t>Jan 2008 – Jan 2011</w:t>
-      </w:r>
-    </w:p>
-    <w:p>
-      <w:pPr>
-        <w:spacing w:after="30"/>
-      </w:pPr>
-      <w:r>
-        <w:rPr>
-          <w:sz w:val="19"/>
-          <w:szCs w:val="19"/>
-        </w:rPr>
-        <w:t>I was a member of the senior leadership team reporting to the CEO during a £160 million Montagu Private Equity ownership period, delivering a three-year technology transformation programme for one of the UK's fastest-growing premium consumer goods brands with 50,000+ global salon partners.</w:t>
-      </w:r>
-    </w:p>
-    <w:p>
-      <w:pPr>
-        <w:pStyle w:val="ListParagraph"/>
-        <w:numPr>
-          <w:ilvl w:val="0"/>
-          <w:numId w:val="2"/>
-        </w:numPr>
-        <w:spacing w:before="20" w:after="20"/>
-      </w:pPr>
-      <w:r>
-        <w:rPr>
-          <w:sz w:val="19"/>
-          <w:szCs w:val="19"/>
-        </w:rPr>
-        <w:t>I led ERP evaluation, procurement, and implementation to support rapid UK and international growth (Europe, North America), integrating finance, supply chain, inventory, and order management systems.</w:t>
-      </w:r>
-    </w:p>
-    <w:p>
-      <w:pPr>
-        <w:pStyle w:val="ListParagraph"/>
-        <w:numPr>
-          <w:ilvl w:val="0"/>
-          <w:numId w:val="2"/>
-        </w:numPr>
-        <w:spacing w:before="20" w:after="20"/>
-      </w:pPr>
-      <w:r>
-        <w:rPr>
-          <w:sz w:val="19"/>
-          <w:szCs w:val="19"/>
-        </w:rPr>
-        <w:t>I delivered the direct-to-consumer (DTC) e-commerce platform, CRM strategy for 50,000+ global B2B trade accounts, and established PCI-DSS and data governance frameworks appropriate for a PE-backed business.</w:t>
-      </w:r>
-    </w:p>
-    <w:p>
-      <w:pPr>
-        <w:spacing w:before="160" w:after="40"/>
-      </w:pPr>
-      <w:r>
-        <w:rPr>
-          <w:b/>
-          <w:bCs/>
-          <w:color w:val="1B2A4A"/>
-        </w:rPr>
-        <w:t>EARLIER CAREER</w:t>
+        </w:rPr>
+        <w:t>ARLIER CAREER</w:t>
       </w:r>
     </w:p>
     <w:tbl>
@@ -2535,12 +2092,6 @@
         <w:gridCol w:w="2500"/>
       </w:tblGrid>
       <w:tr>
-        <w:tblPrEx>
-          <w:tblCellMar>
-            <w:top w:w="0" w:type="dxa"/>
-            <w:bottom w:w="0" w:type="dxa"/>
-          </w:tblCellMar>
-        </w:tblPrEx>
         <w:tc>
           <w:tcPr>
             <w:tcW w:w="3500" w:type="dxa"/>
@@ -2628,12 +2179,6 @@
         </w:tc>
       </w:tr>
       <w:tr>
-        <w:tblPrEx>
-          <w:tblCellMar>
-            <w:top w:w="0" w:type="dxa"/>
-            <w:bottom w:w="0" w:type="dxa"/>
-          </w:tblCellMar>
-        </w:tblPrEx>
         <w:tc>
           <w:tcPr>
             <w:tcW w:w="3500" w:type="dxa"/>
@@ -2721,12 +2266,6 @@
         </w:tc>
       </w:tr>
       <w:tr>
-        <w:tblPrEx>
-          <w:tblCellMar>
-            <w:top w:w="0" w:type="dxa"/>
-            <w:bottom w:w="0" w:type="dxa"/>
-          </w:tblCellMar>
-        </w:tblPrEx>
         <w:tc>
           <w:tcPr>
             <w:tcW w:w="3500" w:type="dxa"/>
@@ -2814,12 +2353,6 @@
         </w:tc>
       </w:tr>
       <w:tr>
-        <w:tblPrEx>
-          <w:tblCellMar>
-            <w:top w:w="0" w:type="dxa"/>
-            <w:bottom w:w="0" w:type="dxa"/>
-          </w:tblCellMar>
-        </w:tblPrEx>
         <w:tc>
           <w:tcPr>
             <w:tcW w:w="3500" w:type="dxa"/>
@@ -2938,169 +2471,7 @@
           <w:sz w:val="19"/>
           <w:szCs w:val="19"/>
         </w:rPr>
-        <w:t xml:space="preserve">Professional </w:t>
-      </w:r>
-      <w:proofErr w:type="gramStart"/>
-      <w:r>
-        <w:rPr>
-          <w:color w:val="4A5568"/>
-          <w:sz w:val="19"/>
-          <w:szCs w:val="19"/>
-        </w:rPr>
-        <w:t>Services  ·</w:t>
-      </w:r>
-      <w:proofErr w:type="gramEnd"/>
-      <w:r>
-        <w:rPr>
-          <w:color w:val="4A5568"/>
-          <w:sz w:val="19"/>
-          <w:szCs w:val="19"/>
-        </w:rPr>
-        <w:t xml:space="preserve">  Renewable Energy &amp; </w:t>
-      </w:r>
-      <w:proofErr w:type="gramStart"/>
-      <w:r>
-        <w:rPr>
-          <w:color w:val="4A5568"/>
-          <w:sz w:val="19"/>
-          <w:szCs w:val="19"/>
-        </w:rPr>
-        <w:t>Cleantech  ·</w:t>
-      </w:r>
-      <w:proofErr w:type="gramEnd"/>
-      <w:r>
-        <w:rPr>
-          <w:color w:val="4A5568"/>
-          <w:sz w:val="19"/>
-          <w:szCs w:val="19"/>
-        </w:rPr>
-        <w:t xml:space="preserve">  Financial Services (FCA-</w:t>
-      </w:r>
-      <w:proofErr w:type="gramStart"/>
-      <w:r>
-        <w:rPr>
-          <w:color w:val="4A5568"/>
-          <w:sz w:val="19"/>
-          <w:szCs w:val="19"/>
-        </w:rPr>
-        <w:t>regulated)  ·</w:t>
-      </w:r>
-      <w:proofErr w:type="gramEnd"/>
-      <w:r>
-        <w:rPr>
-          <w:color w:val="4A5568"/>
-          <w:sz w:val="19"/>
-          <w:szCs w:val="19"/>
-        </w:rPr>
-        <w:t xml:space="preserve">  </w:t>
-      </w:r>
-      <w:proofErr w:type="gramStart"/>
-      <w:r>
-        <w:rPr>
-          <w:color w:val="4A5568"/>
-          <w:sz w:val="19"/>
-          <w:szCs w:val="19"/>
-        </w:rPr>
-        <w:t>Healthcare  ·</w:t>
-      </w:r>
-      <w:proofErr w:type="gramEnd"/>
-      <w:r>
-        <w:rPr>
-          <w:color w:val="4A5568"/>
-          <w:sz w:val="19"/>
-          <w:szCs w:val="19"/>
-        </w:rPr>
-        <w:t xml:space="preserve">  Fast Fashion / </w:t>
-      </w:r>
-      <w:proofErr w:type="gramStart"/>
-      <w:r>
-        <w:rPr>
-          <w:color w:val="4A5568"/>
-          <w:sz w:val="19"/>
-          <w:szCs w:val="19"/>
-        </w:rPr>
-        <w:t>Retail  ·</w:t>
-      </w:r>
-      <w:proofErr w:type="gramEnd"/>
-      <w:r>
-        <w:rPr>
-          <w:color w:val="4A5568"/>
-          <w:sz w:val="19"/>
-          <w:szCs w:val="19"/>
-        </w:rPr>
-        <w:t xml:space="preserve">  Defence &amp; </w:t>
-      </w:r>
-      <w:proofErr w:type="gramStart"/>
-      <w:r>
-        <w:rPr>
-          <w:color w:val="4A5568"/>
-          <w:sz w:val="19"/>
-          <w:szCs w:val="19"/>
-        </w:rPr>
-        <w:t>Aerospace  ·</w:t>
-      </w:r>
-      <w:proofErr w:type="gramEnd"/>
-      <w:r>
-        <w:rPr>
-          <w:color w:val="4A5568"/>
-          <w:sz w:val="19"/>
-          <w:szCs w:val="19"/>
-        </w:rPr>
-        <w:t xml:space="preserve">  Property &amp; Real </w:t>
-      </w:r>
-      <w:proofErr w:type="gramStart"/>
-      <w:r>
-        <w:rPr>
-          <w:color w:val="4A5568"/>
-          <w:sz w:val="19"/>
-          <w:szCs w:val="19"/>
-        </w:rPr>
-        <w:t>Estate  ·</w:t>
-      </w:r>
-      <w:proofErr w:type="gramEnd"/>
-      <w:r>
-        <w:rPr>
-          <w:color w:val="4A5568"/>
-          <w:sz w:val="19"/>
-          <w:szCs w:val="19"/>
-        </w:rPr>
-        <w:t xml:space="preserve">  Social </w:t>
-      </w:r>
-      <w:proofErr w:type="gramStart"/>
-      <w:r>
-        <w:rPr>
-          <w:color w:val="4A5568"/>
-          <w:sz w:val="19"/>
-          <w:szCs w:val="19"/>
-        </w:rPr>
-        <w:t>Housing  ·</w:t>
-      </w:r>
-      <w:proofErr w:type="gramEnd"/>
-      <w:r>
-        <w:rPr>
-          <w:color w:val="4A5568"/>
-          <w:sz w:val="19"/>
-          <w:szCs w:val="19"/>
-        </w:rPr>
-        <w:t xml:space="preserve">  Gaming &amp; </w:t>
-      </w:r>
-      <w:proofErr w:type="gramStart"/>
-      <w:r>
-        <w:rPr>
-          <w:color w:val="4A5568"/>
-          <w:sz w:val="19"/>
-          <w:szCs w:val="19"/>
-        </w:rPr>
-        <w:t>Entertainment  ·</w:t>
-      </w:r>
-      <w:proofErr w:type="gramEnd"/>
-      <w:r>
-        <w:rPr>
-          <w:color w:val="4A5568"/>
-          <w:sz w:val="19"/>
-          <w:szCs w:val="19"/>
-        </w:rPr>
-        <w:t xml:space="preserve">  Automotive Manufacturing</w:t>
+        <w:t>Manufacturing &amp; Industrial  ·  Professional Services  ·  Renewable Energy &amp; Cleantech  ·  Financial Services (FCA-regulated)  ·  Healthcare  ·  Fast Fashion / Retail  ·  Defence &amp; Aerospace  ·  Property &amp; Real Estate  ·  Social Housing  ·  Gaming &amp; Entertainment</w:t>
       </w:r>
     </w:p>
     <w:p>
@@ -3136,18 +2507,7 @@
           <w:sz w:val="19"/>
           <w:szCs w:val="19"/>
         </w:rPr>
-        <w:t xml:space="preserve">BSc Computer </w:t>
-      </w:r>
-      <w:proofErr w:type="gramStart"/>
-      <w:r>
-        <w:rPr>
-          <w:b/>
-          <w:bCs/>
-          <w:color w:val="1B2A4A"/>
-          <w:sz w:val="19"/>
-          <w:szCs w:val="19"/>
-        </w:rPr>
-        <w:t>Science</w:t>
+        <w:t>BSc Computer Science</w:t>
       </w:r>
       <w:r>
         <w:rPr>
@@ -3155,73 +2515,16 @@
           <w:sz w:val="19"/>
           <w:szCs w:val="19"/>
         </w:rPr>
-        <w:t xml:space="preserve">  ·</w:t>
-      </w:r>
-      <w:proofErr w:type="gramEnd"/>
-      <w:r>
-        <w:rPr>
-          <w:color w:val="4A5568"/>
-          <w:sz w:val="19"/>
-          <w:szCs w:val="19"/>
-        </w:rPr>
-        <w:t xml:space="preserve">  University of Manchester</w:t>
-      </w:r>
-    </w:p>
-    <w:p>
-      <w:r>
-        <w:rPr>
-          <w:sz w:val="19"/>
-          <w:szCs w:val="19"/>
-        </w:rPr>
-        <w:t xml:space="preserve">SAP </w:t>
-      </w:r>
-      <w:proofErr w:type="gramStart"/>
-      <w:r>
-        <w:rPr>
-          <w:sz w:val="19"/>
-          <w:szCs w:val="19"/>
-        </w:rPr>
-        <w:t>Certified  ·</w:t>
-      </w:r>
-      <w:proofErr w:type="gramEnd"/>
-      <w:r>
-        <w:rPr>
-          <w:sz w:val="19"/>
-          <w:szCs w:val="19"/>
-        </w:rPr>
-        <w:t xml:space="preserve">  Trained Trainer (Philips / </w:t>
-      </w:r>
-      <w:proofErr w:type="gramStart"/>
-      <w:r>
-        <w:rPr>
-          <w:sz w:val="19"/>
-          <w:szCs w:val="19"/>
-        </w:rPr>
-        <w:t>SAP)  ·</w:t>
-      </w:r>
-      <w:proofErr w:type="gramEnd"/>
-      <w:r>
-        <w:rPr>
-          <w:sz w:val="19"/>
-          <w:szCs w:val="19"/>
-        </w:rPr>
-        <w:t xml:space="preserve">  Cyber Essentials </w:t>
-      </w:r>
-      <w:proofErr w:type="gramStart"/>
-      <w:r>
-        <w:rPr>
-          <w:sz w:val="19"/>
-          <w:szCs w:val="19"/>
-        </w:rPr>
-        <w:t>Plus  ·</w:t>
-      </w:r>
-      <w:proofErr w:type="gramEnd"/>
-      <w:r>
-        <w:rPr>
-          <w:sz w:val="19"/>
-          <w:szCs w:val="19"/>
-        </w:rPr>
-        <w:t xml:space="preserve">  ISO 27001 implementation experience</w:t>
+        <w:t xml:space="preserve">  ·  University of Manchester</w:t>
+      </w:r>
+    </w:p>
+    <w:p>
+      <w:r>
+        <w:rPr>
+          <w:sz w:val="19"/>
+          <w:szCs w:val="19"/>
+        </w:rPr>
+        <w:t>SAP Certified  ·  Trained Trainer (Philips / SAP)  ·  Cyber Essentials Plus  ·  ISO 27001 implementation experience</w:t>
       </w:r>
     </w:p>
     <w:sectPr>

--- a/Richard_Priest_CV.docx
+++ b/Richard_Priest_CV.docx
@@ -72,21 +72,7 @@
           <w:sz w:val="19"/>
           <w:szCs w:val="19"/>
         </w:rPr>
-        <w:t>I am a commercially focused Global IT Director with over 20 years of senior technology leadership across manufacturing, professional services, renewable energy, financial services, retail, defence, and cleantech sectors. I have a consistent record of defining and executing global IT strategy, overseeing enterprise applications (ERP, CRM, CPQ, PLM, FSM, and finance/reporting platforms), and building high-performing technology teams across multi-country organisations. I am experienced in M&amp;A IT integration, c</w:t>
-      </w:r>
-      <w:r>
-        <w:rPr>
-          <w:sz w:val="19"/>
-          <w:szCs w:val="19"/>
-        </w:rPr>
-        <w:t>ybersecurity governance, cloud migration (Microsoft Azure / Microsoft 365), IT/OT convergence, and board-level stakeholder engagement. I apply 80/20 principles to prioritise portfolio investments, simplify processes, and deliver cost efficiency — and I am increasingly focused on identifying practical AI and automation opportunities that generate measurable business value. I bring the technical depth to challenge vendors and the commercial acumen to align every technology investment with organisational strat</w:t>
-      </w:r>
-      <w:r>
-        <w:rPr>
-          <w:sz w:val="19"/>
-          <w:szCs w:val="19"/>
-        </w:rPr>
-        <w:t>egy.</w:t>
+        <w:t>I am a commercially focused Global IT Director with over 20 years of senior technology leadership across manufacturing, professional services, renewable energy, financial services, retail, defence, and cleantech sectors. I have a consistent record of defining and executing global IT strategy, overseeing enterprise applications (ERP, CRM, CPQ, PLM, FSM, and finance/reporting platforms), and building high-performing technology teams across multi-country organisations. I am experienced in M&amp;A IT integration, cybersecurity governance, cloud migration (Microsoft Azure / Microsoft 365), IT/OT convergence, and board-level stakeholder engagement. I apply 80/20 principles to prioritise portfolio investments, simplify processes, and deliver cost efficiency — and I am increasingly focused on identifying practical AI and automation opportunities that generate measurable business value. I bring the technical depth to challenge vendors and the commercial acumen to align every technology investment with organisational strategy.</w:t>
       </w:r>
     </w:p>
     <w:p>
@@ -2058,15 +2044,7 @@
           <w:color w:val="1B2A4A"/>
         </w:rPr>
         <w:lastRenderedPageBreak/>
-        <w:t>E</w:t>
-      </w:r>
-      <w:r>
-        <w:rPr>
-          <w:b/>
-          <w:bCs/>
-          <w:color w:val="1B2A4A"/>
-        </w:rPr>
-        <w:t>ARLIER CAREER</w:t>
+        <w:t>EARLIER CAREER</w:t>
       </w:r>
     </w:p>
     <w:tbl>
